--- a/pr-preview/pr-78/chapters/02-randomized-experiments-tracked-changes.docx
+++ b/pr-preview/pr-78/chapters/02-randomized-experiments-tracked-changes.docx
@@ -61,7 +61,7 @@
         <w:t xml:space="preserve">.</w:t>
       </w:r>
     </w:p>
-    <w:bookmarkStart w:id="13" w:name="randomization-pp.-13-16"/>
+    <w:bookmarkStart w:id="14" w:name="randomization-pp.-13-16"/>
     <w:p>
       <w:pPr>
         <w:pStyle w:val="Heading2"/>
@@ -1394,7 +1394,7 @@
       </w:r>
     </w:p>
     <w:bookmarkEnd w:id="11"/>
-    <w:bookmarkStart w:id="12" w:name="Xbc7a8f6cbf86ab187d6adfa1e0c20cac8205b24"/>
+    <w:bookmarkStart w:id="13" w:name="Xbc7a8f6cbf86ab187d6adfa1e0c20cac8205b24"/>
     <w:p>
       <w:pPr>
         <w:pStyle w:val="Heading3"/>
@@ -1409,550 +1409,6 @@
       </w:pPr>
       <w:r>
         <w:t xml:space="preserve">When exchangeability holds, we can identify the average causal effect from observed data:</w:t>
-      </w:r>
-    </w:p>
-    <w:p>
-      <w:pPr>
-        <w:pStyle w:val="BodyText"/>
-      </w:pPr>
-      <m:oMathPara>
-        <m:oMathParaPr>
-          <m:jc m:val="center"/>
-        </m:oMathParaPr>
-        <m:oMath>
-          <m:r>
-            <m:rPr>
-              <m:nor/>
-              <m:sty m:val="p"/>
-            </m:rPr>
-            <m:t>E</m:t>
-          </m:r>
-          <m:d>
-            <m:dPr>
-              <m:begChr m:val="["/>
-              <m:sepChr m:val=""/>
-              <m:endChr m:val="]"/>
-              <m:grow/>
-            </m:dPr>
-            <m:e>
-              <m:sSup>
-                <m:e>
-                  <m:r>
-                    <m:t>Y</m:t>
-                  </m:r>
-                </m:e>
-                <m:sup>
-                  <m:r>
-                    <m:t>a</m:t>
-                  </m:r>
-                  <m:r>
-                    <m:rPr>
-                      <m:sty m:val="p"/>
-                    </m:rPr>
-                    <m:t>=</m:t>
-                  </m:r>
-                  <m:r>
-                    <m:t>1</m:t>
-                  </m:r>
-                </m:sup>
-              </m:sSup>
-            </m:e>
-          </m:d>
-          <m:r>
-            <m:rPr>
-              <m:sty m:val="p"/>
-            </m:rPr>
-            <m:t>−</m:t>
-          </m:r>
-          <m:r>
-            <m:rPr>
-              <m:nor/>
-              <m:sty m:val="p"/>
-            </m:rPr>
-            <m:t>E</m:t>
-          </m:r>
-          <m:d>
-            <m:dPr>
-              <m:begChr m:val="["/>
-              <m:sepChr m:val=""/>
-              <m:endChr m:val="]"/>
-              <m:grow/>
-            </m:dPr>
-            <m:e>
-              <m:sSup>
-                <m:e>
-                  <m:r>
-                    <m:t>Y</m:t>
-                  </m:r>
-                </m:e>
-                <m:sup>
-                  <m:r>
-                    <m:t>a</m:t>
-                  </m:r>
-                  <m:r>
-                    <m:rPr>
-                      <m:sty m:val="p"/>
-                    </m:rPr>
-                    <m:t>=</m:t>
-                  </m:r>
-                  <m:r>
-                    <m:t>0</m:t>
-                  </m:r>
-                </m:sup>
-              </m:sSup>
-            </m:e>
-          </m:d>
-          <m:r>
-            <m:rPr>
-              <m:sty m:val="p"/>
-            </m:rPr>
-            <m:t>=</m:t>
-          </m:r>
-          <m:r>
-            <m:rPr>
-              <m:nor/>
-              <m:sty m:val="p"/>
-            </m:rPr>
-            <m:t>E</m:t>
-          </m:r>
-          <m:d>
-            <m:dPr>
-              <m:begChr m:val="["/>
-              <m:sepChr m:val=""/>
-              <m:endChr m:val="]"/>
-              <m:grow/>
-            </m:dPr>
-            <m:e>
-              <m:r>
-                <m:t>Y</m:t>
-              </m:r>
-              <m:r>
-                <m:rPr>
-                  <m:sty m:val="p"/>
-                </m:rPr>
-                <m:t>|</m:t>
-              </m:r>
-              <m:r>
-                <m:t>A</m:t>
-              </m:r>
-              <m:r>
-                <m:rPr>
-                  <m:sty m:val="p"/>
-                </m:rPr>
-                <m:t>=</m:t>
-              </m:r>
-              <m:r>
-                <m:t>1</m:t>
-              </m:r>
-            </m:e>
-          </m:d>
-          <m:r>
-            <m:rPr>
-              <m:sty m:val="p"/>
-            </m:rPr>
-            <m:t>−</m:t>
-          </m:r>
-          <m:r>
-            <m:rPr>
-              <m:nor/>
-              <m:sty m:val="p"/>
-            </m:rPr>
-            <m:t>E</m:t>
-          </m:r>
-          <m:d>
-            <m:dPr>
-              <m:begChr m:val="["/>
-              <m:sepChr m:val=""/>
-              <m:endChr m:val="]"/>
-              <m:grow/>
-            </m:dPr>
-            <m:e>
-              <m:r>
-                <m:t>Y</m:t>
-              </m:r>
-              <m:r>
-                <m:rPr>
-                  <m:sty m:val="p"/>
-                </m:rPr>
-                <m:t>|</m:t>
-              </m:r>
-              <m:r>
-                <m:t>A</m:t>
-              </m:r>
-              <m:r>
-                <m:rPr>
-                  <m:sty m:val="p"/>
-                </m:rPr>
-                <m:t>=</m:t>
-              </m:r>
-              <m:r>
-                <m:t>0</m:t>
-              </m:r>
-            </m:e>
-          </m:d>
-        </m:oMath>
-      </m:oMathPara>
-    </w:p>
-    <w:p>
-      <w:pPr>
-        <w:pStyle w:val="FirstParagraph"/>
-      </w:pPr>
-      <w:r>
-        <w:t xml:space="preserve">The right side is the observed associational difference, which we can compute from Table 2.1. Under the exchangeability guaranteed by randomization, this associational difference equals the causal effect.</w:t>
-      </w:r>
-    </w:p>
-    <w:p>
-      <w:pPr>
-        <w:pStyle w:val="BodyText"/>
-      </w:pPr>
-      <w:r>
-        <w:t xml:space="preserve">In our example:</w:t>
-      </w:r>
-    </w:p>
-    <w:p>
-      <w:pPr>
-        <w:pStyle w:val="Compact"/>
-        <w:numPr>
-          <w:ilvl w:val="0"/>
-          <w:numId w:val="1002"/>
-        </w:numPr>
-      </w:pPr>
-      <w:r>
-        <w:t xml:space="preserve">Observed associational risk difference:</w:t>
-      </w:r>
-      <w:r>
-        <w:t xml:space="preserve"> </w:t>
-      </w:r>
-      <m:oMath>
-        <m:r>
-          <m:t>0.54</m:t>
-        </m:r>
-        <m:r>
-          <m:rPr>
-            <m:sty m:val="p"/>
-          </m:rPr>
-          <m:t>−</m:t>
-        </m:r>
-        <m:r>
-          <m:t>0.43</m:t>
-        </m:r>
-        <m:r>
-          <m:rPr>
-            <m:sty m:val="p"/>
-          </m:rPr>
-          <m:t>=</m:t>
-        </m:r>
-        <m:r>
-          <m:t>0.11</m:t>
-        </m:r>
-      </m:oMath>
-    </w:p>
-    <w:p>
-      <w:pPr>
-        <w:pStyle w:val="Compact"/>
-        <w:numPr>
-          <w:ilvl w:val="0"/>
-          <w:numId w:val="1002"/>
-        </w:numPr>
-      </w:pPr>
-      <w:r>
-        <w:t xml:space="preserve">This estimates the true causal risk difference (from Table 1.1):</w:t>
-      </w:r>
-      <w:r>
-        <w:t xml:space="preserve"> </w:t>
-      </w:r>
-      <m:oMath>
-        <m:r>
-          <m:t>0.5</m:t>
-        </m:r>
-        <m:r>
-          <m:rPr>
-            <m:sty m:val="p"/>
-          </m:rPr>
-          <m:t>−</m:t>
-        </m:r>
-        <m:r>
-          <m:t>0.5</m:t>
-        </m:r>
-        <m:r>
-          <m:rPr>
-            <m:sty m:val="p"/>
-          </m:rPr>
-          <m:t>=</m:t>
-        </m:r>
-        <m:r>
-          <m:t>0</m:t>
-        </m:r>
-      </m:oMath>
-    </w:p>
-    <w:p>
-      <w:pPr>
-        <w:pStyle w:val="FirstParagraph"/>
-      </w:pPr>
-      <w:r>
-        <w:t xml:space="preserve">The discrepancy is due to random variability from the coin flips, not systematic bias.</w:t>
-      </w:r>
-    </w:p>
-    <w:p>
-      <w:pPr>
-        <w:pStyle w:val="BodyText"/>
-      </w:pPr>
-      <w:r>
-        <w:t xml:space="preserve">In a randomized experiment, the observed association is an</w:t>
-      </w:r>
-      <w:r>
-        <w:t xml:space="preserve"> </w:t>
-      </w:r>
-      <w:r>
-        <w:rPr>
-          <w:b/>
-          <w:bCs/>
-        </w:rPr>
-        <w:t xml:space="preserve">unbiased estimate</w:t>
-      </w:r>
-      <w:r>
-        <w:t xml:space="preserve"> </w:t>
-      </w:r>
-      <w:r>
-        <w:t xml:space="preserve">of the causal effect. With only 20 individuals, random variability can be substantial. As sample size increases, the estimate converges to the true causal effect (law of large numbers).</w:t>
-      </w:r>
-    </w:p>
-    <w:p>
-      <w:pPr>
-        <w:pStyle w:val="BodyText"/>
-      </w:pPr>
-      <w:r>
-        <w:t xml:space="preserve">Chapter 10 discusses statistical inference (confidence intervals, p-values) to quantify this random variability.</w:t>
-      </w:r>
-    </w:p>
-    <w:bookmarkEnd w:id="12"/>
-    <w:bookmarkEnd w:id="13"/>
-    <w:bookmarkStart w:id="18" w:name="conditional-randomization-pp.-16-18"/>
-    <w:p>
-      <w:pPr>
-        <w:pStyle w:val="Heading2"/>
-      </w:pPr>
-      <w:r>
-        <w:t xml:space="preserve">2 2.2 Conditional Randomization (pp. 16-18)</w:t>
-      </w:r>
-    </w:p>
-    <w:p>
-      <w:r>
-        <w:pict>
-          <v:rect style="width:0;height:1.5pt" o:hralign="center" o:hrstd="t" o:hr="t"/>
-        </w:pict>
-      </w:r>
-    </w:p>
-    <w:p>
-      <w:pPr>
-        <w:pStyle w:val="FirstParagraph"/>
-      </w:pPr>
-      <w:r>
-        <w:t xml:space="preserve">Not all randomized experiments use simple randomization with equal treatment probabilities. Often, randomization is</w:t>
-      </w:r>
-      <w:r>
-        <w:t xml:space="preserve"> </w:t>
-      </w:r>
-      <w:r>
-        <w:rPr>
-          <w:b/>
-          <w:bCs/>
-        </w:rPr>
-        <w:t xml:space="preserve">conditional</w:t>
-      </w:r>
-      <w:r>
-        <w:t xml:space="preserve"> </w:t>
-      </w:r>
-      <w:r>
-        <w:t xml:space="preserve">on measured covariates.</w:t>
-      </w:r>
-    </w:p>
-    <w:bookmarkStart w:id="14" w:name="stratified-randomization"/>
-    <w:p>
-      <w:pPr>
-        <w:pStyle w:val="Heading3"/>
-      </w:pPr>
-      <w:r>
-        <w:t xml:space="preserve">2.1 Stratified Randomization</w:t>
-      </w:r>
-    </w:p>
-    <w:p>
-      <w:pPr>
-        <w:pStyle w:val="FirstParagraph"/>
-      </w:pPr>
-      <w:r>
-        <w:t xml:space="preserve">Consider a modified version of our experiment. Suppose Zeus decides to ensure exactly half the women and half the men receive transplants. He creates two strata: women and men. Within each stratum, he randomly assigns half to treatment.</w:t>
-      </w:r>
-    </w:p>
-    <w:p>
-      <w:pPr>
-        <w:pStyle w:val="BodyText"/>
-      </w:pPr>
-      <w:r>
-        <w:t xml:space="preserve">Table 2.2 shows a possible outcome from this stratified randomization.</w:t>
-      </w:r>
-    </w:p>
-    <w:p>
-      <w:pPr>
-        <w:pStyle w:val="BodyText"/>
-      </w:pPr>
-      <w:r>
-        <w:t xml:space="preserve">In Table 2.2,</w:t>
-      </w:r>
-      <w:r>
-        <w:t xml:space="preserve"> </w:t>
-      </w:r>
-      <m:oMath>
-        <m:r>
-          <m:t>L</m:t>
-        </m:r>
-      </m:oMath>
-      <w:r>
-        <w:t xml:space="preserve"> </w:t>
-      </w:r>
-      <w:r>
-        <w:t xml:space="preserve">denotes sex (0 for female, 1 for male). Exactly 5 of the 10 women and 5 of the 10 men received transplants.</w:t>
-      </w:r>
-    </w:p>
-    <w:bookmarkEnd w:id="14"/>
-    <w:bookmarkStart w:id="16" w:name="conditional-exchangeability"/>
-    <w:p>
-      <w:pPr>
-        <w:pStyle w:val="Heading3"/>
-      </w:pPr>
-      <w:r>
-        <w:t xml:space="preserve">2.2 Conditional Exchangeability</w:t>
-      </w:r>
-    </w:p>
-    <w:p>
-      <w:pPr>
-        <w:pStyle w:val="FirstParagraph"/>
-      </w:pPr>
-      <w:r>
-        <w:t xml:space="preserve">In a conditionally randomized experiment, exchangeability holds</w:t>
-      </w:r>
-      <w:r>
-        <w:t xml:space="preserve"> </w:t>
-      </w:r>
-      <w:r>
-        <w:rPr>
-          <w:b/>
-          <w:bCs/>
-        </w:rPr>
-        <w:t xml:space="preserve">within each stratum</w:t>
-      </w:r>
-      <w:r>
-        <w:t xml:space="preserve"> </w:t>
-      </w:r>
-      <w:r>
-        <w:t xml:space="preserve">but not necessarily overall. We have:</w:t>
-      </w:r>
-    </w:p>
-    <w:p>
-      <w:pPr>
-        <w:pStyle w:val="BodyText"/>
-      </w:pPr>
-      <m:oMathPara>
-        <m:oMathParaPr>
-          <m:jc m:val="center"/>
-        </m:oMathParaPr>
-        <m:oMath>
-          <m:sSup>
-            <m:e>
-              <m:r>
-                <m:t>Y</m:t>
-              </m:r>
-            </m:e>
-            <m:sup>
-              <m:r>
-                <m:t>a</m:t>
-              </m:r>
-            </m:sup>
-          </m:sSup>
-          <m:r>
-            <m:rPr>
-              <m:sty m:val="p"/>
-            </m:rPr>
-            <m:t>⟂</m:t>
-          </m:r>
-          <m:r>
-            <m:t>​</m:t>
-          </m:r>
-          <m:r>
-            <m:t>​</m:t>
-          </m:r>
-          <m:r>
-            <m:t>​</m:t>
-          </m:r>
-          <m:r>
-            <m:rPr>
-              <m:sty m:val="p"/>
-            </m:rPr>
-            <m:t>⟂</m:t>
-          </m:r>
-          <m:r>
-            <m:t>A</m:t>
-          </m:r>
-          <m:r>
-            <m:rPr>
-              <m:sty m:val="p"/>
-            </m:rPr>
-            <m:t>|</m:t>
-          </m:r>
-          <m:r>
-            <m:t>L</m:t>
-          </m:r>
-          <m:r>
-            <m:t> </m:t>
-          </m:r>
-          <m:r>
-            <m:rPr>
-              <m:nor/>
-              <m:sty m:val="p"/>
-            </m:rPr>
-            <m:t>for all </m:t>
-          </m:r>
-          <m:r>
-            <m:t>a</m:t>
-          </m:r>
-        </m:oMath>
-      </m:oMathPara>
-    </w:p>
-    <w:p>
-      <w:pPr>
-        <w:pStyle w:val="FirstParagraph"/>
-      </w:pPr>
-      <w:r>
-        <w:t xml:space="preserve">This is</w:t>
-      </w:r>
-      <w:r>
-        <w:t xml:space="preserve"> </w:t>
-      </w:r>
-      <w:r>
-        <w:rPr>
-          <w:b/>
-          <w:bCs/>
-        </w:rPr>
-        <w:t xml:space="preserve">conditional exchangeability</w:t>
-      </w:r>
-      <w:r>
-        <w:t xml:space="preserve"> </w:t>
-      </w:r>
-      <w:r>
-        <w:t xml:space="preserve">(or</w:t>
-      </w:r>
-      <w:r>
-        <w:t xml:space="preserve"> </w:t>
-      </w:r>
-      <w:r>
-        <w:rPr>
-          <w:b/>
-          <w:bCs/>
-        </w:rPr>
-        <w:t xml:space="preserve">conditional randomization</w:t>
-      </w:r>
-      <w:r>
-        <w:t xml:space="preserve">).</w:t>
       </w:r>
     </w:p>
     <w:tbl>
@@ -1989,7 +1445,614 @@
               <w:spacing w:before="16" w:after="64"/>
             </w:pPr>
           </w:p>
-          <w:bookmarkStart w:id="15" w:name="def-conditional-exchangeability"/>
+          <w:bookmarkStart w:id="12" w:name="thm-association-equals-causation"/>
+          <w:p>
+            <w:pPr>
+              <w:pStyle w:val="BodyText"/>
+            </w:pPr>
+            <w:r>
+              <w:rPr>
+                <w:b/>
+                <w:bCs/>
+              </w:rPr>
+              <w:t xml:space="preserve">Theorem 1 (Association Equals Causation Under Exchangeability)</w:t>
+            </w:r>
+            <w:r>
+              <w:t xml:space="preserve"> </w:t>
+            </w:r>
+            <w:r>
+              <w:t xml:space="preserve">Under exchangeability,</w:t>
+            </w:r>
+          </w:p>
+          <w:p>
+            <w:pPr>
+              <w:pStyle w:val="BodyText"/>
+            </w:pPr>
+            <m:oMathPara>
+              <m:oMathParaPr>
+                <m:jc m:val="center"/>
+              </m:oMathParaPr>
+              <m:oMath>
+                <m:r>
+                  <m:rPr>
+                    <m:nor/>
+                    <m:sty m:val="p"/>
+                  </m:rPr>
+                  <m:t>E</m:t>
+                </m:r>
+                <m:d>
+                  <m:dPr>
+                    <m:begChr m:val="["/>
+                    <m:sepChr m:val=""/>
+                    <m:endChr m:val="]"/>
+                    <m:grow/>
+                  </m:dPr>
+                  <m:e>
+                    <m:sSup>
+                      <m:e>
+                        <m:r>
+                          <m:t>Y</m:t>
+                        </m:r>
+                      </m:e>
+                      <m:sup>
+                        <m:r>
+                          <m:t>a</m:t>
+                        </m:r>
+                        <m:r>
+                          <m:rPr>
+                            <m:sty m:val="p"/>
+                          </m:rPr>
+                          <m:t>=</m:t>
+                        </m:r>
+                        <m:r>
+                          <m:t>1</m:t>
+                        </m:r>
+                      </m:sup>
+                    </m:sSup>
+                  </m:e>
+                </m:d>
+                <m:r>
+                  <m:rPr>
+                    <m:sty m:val="p"/>
+                  </m:rPr>
+                  <m:t>−</m:t>
+                </m:r>
+                <m:r>
+                  <m:rPr>
+                    <m:nor/>
+                    <m:sty m:val="p"/>
+                  </m:rPr>
+                  <m:t>E</m:t>
+                </m:r>
+                <m:d>
+                  <m:dPr>
+                    <m:begChr m:val="["/>
+                    <m:sepChr m:val=""/>
+                    <m:endChr m:val="]"/>
+                    <m:grow/>
+                  </m:dPr>
+                  <m:e>
+                    <m:sSup>
+                      <m:e>
+                        <m:r>
+                          <m:t>Y</m:t>
+                        </m:r>
+                      </m:e>
+                      <m:sup>
+                        <m:r>
+                          <m:t>a</m:t>
+                        </m:r>
+                        <m:r>
+                          <m:rPr>
+                            <m:sty m:val="p"/>
+                          </m:rPr>
+                          <m:t>=</m:t>
+                        </m:r>
+                        <m:r>
+                          <m:t>0</m:t>
+                        </m:r>
+                      </m:sup>
+                    </m:sSup>
+                  </m:e>
+                </m:d>
+                <m:r>
+                  <m:rPr>
+                    <m:sty m:val="p"/>
+                  </m:rPr>
+                  <m:t>=</m:t>
+                </m:r>
+                <m:r>
+                  <m:rPr>
+                    <m:nor/>
+                    <m:sty m:val="p"/>
+                  </m:rPr>
+                  <m:t>E</m:t>
+                </m:r>
+                <m:d>
+                  <m:dPr>
+                    <m:begChr m:val="["/>
+                    <m:sepChr m:val=""/>
+                    <m:endChr m:val="]"/>
+                    <m:grow/>
+                  </m:dPr>
+                  <m:e>
+                    <m:r>
+                      <m:t>Y</m:t>
+                    </m:r>
+                    <m:r>
+                      <m:rPr>
+                        <m:sty m:val="p"/>
+                      </m:rPr>
+                      <m:t>|</m:t>
+                    </m:r>
+                    <m:r>
+                      <m:t>A</m:t>
+                    </m:r>
+                    <m:r>
+                      <m:rPr>
+                        <m:sty m:val="p"/>
+                      </m:rPr>
+                      <m:t>=</m:t>
+                    </m:r>
+                    <m:r>
+                      <m:t>1</m:t>
+                    </m:r>
+                  </m:e>
+                </m:d>
+                <m:r>
+                  <m:rPr>
+                    <m:sty m:val="p"/>
+                  </m:rPr>
+                  <m:t>−</m:t>
+                </m:r>
+                <m:r>
+                  <m:rPr>
+                    <m:nor/>
+                    <m:sty m:val="p"/>
+                  </m:rPr>
+                  <m:t>E</m:t>
+                </m:r>
+                <m:d>
+                  <m:dPr>
+                    <m:begChr m:val="["/>
+                    <m:sepChr m:val=""/>
+                    <m:endChr m:val="]"/>
+                    <m:grow/>
+                  </m:dPr>
+                  <m:e>
+                    <m:r>
+                      <m:t>Y</m:t>
+                    </m:r>
+                    <m:r>
+                      <m:rPr>
+                        <m:sty m:val="p"/>
+                      </m:rPr>
+                      <m:t>|</m:t>
+                    </m:r>
+                    <m:r>
+                      <m:t>A</m:t>
+                    </m:r>
+                    <m:r>
+                      <m:rPr>
+                        <m:sty m:val="p"/>
+                      </m:rPr>
+                      <m:t>=</m:t>
+                    </m:r>
+                    <m:r>
+                      <m:t>0</m:t>
+                    </m:r>
+                  </m:e>
+                </m:d>
+                <m:r>
+                  <m:rPr>
+                    <m:sty m:val="p"/>
+                  </m:rPr>
+                  <m:t>.</m:t>
+                </m:r>
+              </m:oMath>
+            </m:oMathPara>
+          </w:p>
+          <w:bookmarkEnd w:id="12"/>
+        </w:tc>
+      </w:tr>
+    </w:tbl>
+    <w:p>
+      <w:pPr>
+        <w:pStyle w:val="FirstParagraph"/>
+      </w:pPr>
+      <w:r>
+        <w:t xml:space="preserve">The right side is the observed associational difference, which we can compute from Table 2.1. Under the exchangeability guaranteed by randomization, this associational difference equals the causal effect.</w:t>
+      </w:r>
+    </w:p>
+    <w:p>
+      <w:pPr>
+        <w:pStyle w:val="BodyText"/>
+      </w:pPr>
+      <w:r>
+        <w:t xml:space="preserve">In our example:</w:t>
+      </w:r>
+    </w:p>
+    <w:p>
+      <w:pPr>
+        <w:pStyle w:val="Compact"/>
+        <w:numPr>
+          <w:ilvl w:val="0"/>
+          <w:numId w:val="1002"/>
+        </w:numPr>
+      </w:pPr>
+      <w:r>
+        <w:t xml:space="preserve">Observed associational risk difference:</w:t>
+      </w:r>
+      <w:r>
+        <w:t xml:space="preserve"> </w:t>
+      </w:r>
+      <m:oMath>
+        <m:r>
+          <m:t>0.54</m:t>
+        </m:r>
+        <m:r>
+          <m:rPr>
+            <m:sty m:val="p"/>
+          </m:rPr>
+          <m:t>−</m:t>
+        </m:r>
+        <m:r>
+          <m:t>0.43</m:t>
+        </m:r>
+        <m:r>
+          <m:rPr>
+            <m:sty m:val="p"/>
+          </m:rPr>
+          <m:t>=</m:t>
+        </m:r>
+        <m:r>
+          <m:t>0.11</m:t>
+        </m:r>
+      </m:oMath>
+    </w:p>
+    <w:p>
+      <w:pPr>
+        <w:pStyle w:val="Compact"/>
+        <w:numPr>
+          <w:ilvl w:val="0"/>
+          <w:numId w:val="1002"/>
+        </w:numPr>
+      </w:pPr>
+      <w:r>
+        <w:t xml:space="preserve">This estimates the true causal risk difference (from Table 1.1):</w:t>
+      </w:r>
+      <w:r>
+        <w:t xml:space="preserve"> </w:t>
+      </w:r>
+      <m:oMath>
+        <m:r>
+          <m:t>0.5</m:t>
+        </m:r>
+        <m:r>
+          <m:rPr>
+            <m:sty m:val="p"/>
+          </m:rPr>
+          <m:t>−</m:t>
+        </m:r>
+        <m:r>
+          <m:t>0.5</m:t>
+        </m:r>
+        <m:r>
+          <m:rPr>
+            <m:sty m:val="p"/>
+          </m:rPr>
+          <m:t>=</m:t>
+        </m:r>
+        <m:r>
+          <m:t>0</m:t>
+        </m:r>
+      </m:oMath>
+    </w:p>
+    <w:p>
+      <w:pPr>
+        <w:pStyle w:val="FirstParagraph"/>
+      </w:pPr>
+      <w:r>
+        <w:t xml:space="preserve">The discrepancy is due to random variability from the coin flips, not systematic bias.</w:t>
+      </w:r>
+    </w:p>
+    <w:p>
+      <w:pPr>
+        <w:pStyle w:val="BodyText"/>
+      </w:pPr>
+      <w:r>
+        <w:t xml:space="preserve">In a randomized experiment, the observed association is an</w:t>
+      </w:r>
+      <w:r>
+        <w:t xml:space="preserve"> </w:t>
+      </w:r>
+      <w:r>
+        <w:rPr>
+          <w:b/>
+          <w:bCs/>
+        </w:rPr>
+        <w:t xml:space="preserve">unbiased estimate</w:t>
+      </w:r>
+      <w:r>
+        <w:t xml:space="preserve"> </w:t>
+      </w:r>
+      <w:r>
+        <w:t xml:space="preserve">of the causal effect. With only 20 individuals, random variability can be substantial. As sample size increases, the estimate converges to the true causal effect (law of large numbers).</w:t>
+      </w:r>
+    </w:p>
+    <w:p>
+      <w:pPr>
+        <w:pStyle w:val="BodyText"/>
+      </w:pPr>
+      <w:r>
+        <w:t xml:space="preserve">Chapter 10 discusses statistical inference (confidence intervals, p-values) to quantify this random variability.</w:t>
+      </w:r>
+    </w:p>
+    <w:bookmarkEnd w:id="13"/>
+    <w:bookmarkEnd w:id="14"/>
+    <w:bookmarkStart w:id="20" w:name="conditional-randomization-pp.-16-18"/>
+    <w:p>
+      <w:pPr>
+        <w:pStyle w:val="Heading2"/>
+      </w:pPr>
+      <w:r>
+        <w:t xml:space="preserve">2 2.2 Conditional Randomization (pp. 16-18)</w:t>
+      </w:r>
+    </w:p>
+    <w:p>
+      <w:r>
+        <w:pict>
+          <v:rect style="width:0;height:1.5pt" o:hralign="center" o:hrstd="t" o:hr="t"/>
+        </w:pict>
+      </w:r>
+    </w:p>
+    <w:p>
+      <w:pPr>
+        <w:pStyle w:val="FirstParagraph"/>
+      </w:pPr>
+      <w:r>
+        <w:t xml:space="preserve">Not all randomized experiments use simple randomization with equal treatment probabilities. Often, randomization is</w:t>
+      </w:r>
+      <w:r>
+        <w:t xml:space="preserve"> </w:t>
+      </w:r>
+      <w:r>
+        <w:rPr>
+          <w:b/>
+          <w:bCs/>
+        </w:rPr>
+        <w:t xml:space="preserve">conditional</w:t>
+      </w:r>
+      <w:r>
+        <w:t xml:space="preserve"> </w:t>
+      </w:r>
+      <w:r>
+        <w:t xml:space="preserve">on measured covariates.</w:t>
+      </w:r>
+    </w:p>
+    <w:bookmarkStart w:id="15" w:name="stratified-randomization"/>
+    <w:p>
+      <w:pPr>
+        <w:pStyle w:val="Heading3"/>
+      </w:pPr>
+      <w:r>
+        <w:t xml:space="preserve">2.1 Stratified Randomization</w:t>
+      </w:r>
+    </w:p>
+    <w:p>
+      <w:pPr>
+        <w:pStyle w:val="FirstParagraph"/>
+      </w:pPr>
+      <w:r>
+        <w:t xml:space="preserve">Consider a modified version of our experiment. Suppose Zeus decides to ensure exactly half the women and half the men receive transplants. He creates two strata: women and men. Within each stratum, he randomly assigns half to treatment.</w:t>
+      </w:r>
+    </w:p>
+    <w:p>
+      <w:pPr>
+        <w:pStyle w:val="BodyText"/>
+      </w:pPr>
+      <w:r>
+        <w:t xml:space="preserve">Table 2.2 shows a possible outcome from this stratified randomization.</w:t>
+      </w:r>
+    </w:p>
+    <w:p>
+      <w:pPr>
+        <w:pStyle w:val="BodyText"/>
+      </w:pPr>
+      <w:r>
+        <w:t xml:space="preserve">In Table 2.2,</w:t>
+      </w:r>
+      <w:r>
+        <w:t xml:space="preserve"> </w:t>
+      </w:r>
+      <m:oMath>
+        <m:r>
+          <m:t>L</m:t>
+        </m:r>
+      </m:oMath>
+      <w:r>
+        <w:t xml:space="preserve"> </w:t>
+      </w:r>
+      <w:r>
+        <w:t xml:space="preserve">denotes sex (0 for female, 1 for male). Exactly 5 of the 10 women and 5 of the 10 men received transplants.</w:t>
+      </w:r>
+    </w:p>
+    <w:bookmarkEnd w:id="15"/>
+    <w:bookmarkStart w:id="17" w:name="conditional-exchangeability"/>
+    <w:p>
+      <w:pPr>
+        <w:pStyle w:val="Heading3"/>
+      </w:pPr>
+      <w:r>
+        <w:t xml:space="preserve">2.2 Conditional Exchangeability</w:t>
+      </w:r>
+    </w:p>
+    <w:p>
+      <w:pPr>
+        <w:pStyle w:val="FirstParagraph"/>
+      </w:pPr>
+      <w:r>
+        <w:t xml:space="preserve">In a conditionally randomized experiment, exchangeability holds</w:t>
+      </w:r>
+      <w:r>
+        <w:t xml:space="preserve"> </w:t>
+      </w:r>
+      <w:r>
+        <w:rPr>
+          <w:b/>
+          <w:bCs/>
+        </w:rPr>
+        <w:t xml:space="preserve">within each stratum</w:t>
+      </w:r>
+      <w:r>
+        <w:t xml:space="preserve"> </w:t>
+      </w:r>
+      <w:r>
+        <w:t xml:space="preserve">but not necessarily overall. We have:</w:t>
+      </w:r>
+    </w:p>
+    <w:p>
+      <w:pPr>
+        <w:pStyle w:val="BodyText"/>
+      </w:pPr>
+      <m:oMathPara>
+        <m:oMathParaPr>
+          <m:jc m:val="center"/>
+        </m:oMathParaPr>
+        <m:oMath>
+          <m:sSup>
+            <m:e>
+              <m:r>
+                <m:t>Y</m:t>
+              </m:r>
+            </m:e>
+            <m:sup>
+              <m:r>
+                <m:t>a</m:t>
+              </m:r>
+            </m:sup>
+          </m:sSup>
+          <m:r>
+            <m:rPr>
+              <m:sty m:val="p"/>
+            </m:rPr>
+            <m:t>⟂</m:t>
+          </m:r>
+          <m:r>
+            <m:t>​</m:t>
+          </m:r>
+          <m:r>
+            <m:t>​</m:t>
+          </m:r>
+          <m:r>
+            <m:t>​</m:t>
+          </m:r>
+          <m:r>
+            <m:rPr>
+              <m:sty m:val="p"/>
+            </m:rPr>
+            <m:t>⟂</m:t>
+          </m:r>
+          <m:r>
+            <m:t>A</m:t>
+          </m:r>
+          <m:r>
+            <m:rPr>
+              <m:sty m:val="p"/>
+            </m:rPr>
+            <m:t>|</m:t>
+          </m:r>
+          <m:r>
+            <m:t>L</m:t>
+          </m:r>
+          <m:r>
+            <m:t> </m:t>
+          </m:r>
+          <m:r>
+            <m:rPr>
+              <m:nor/>
+              <m:sty m:val="p"/>
+            </m:rPr>
+            <m:t>for all </m:t>
+          </m:r>
+          <m:r>
+            <m:t>a</m:t>
+          </m:r>
+        </m:oMath>
+      </m:oMathPara>
+    </w:p>
+    <w:p>
+      <w:pPr>
+        <w:pStyle w:val="FirstParagraph"/>
+      </w:pPr>
+      <w:r>
+        <w:t xml:space="preserve">This is</w:t>
+      </w:r>
+      <w:r>
+        <w:t xml:space="preserve"> </w:t>
+      </w:r>
+      <w:r>
+        <w:rPr>
+          <w:b/>
+          <w:bCs/>
+        </w:rPr>
+        <w:t xml:space="preserve">conditional exchangeability</w:t>
+      </w:r>
+      <w:r>
+        <w:t xml:space="preserve"> </w:t>
+      </w:r>
+      <w:r>
+        <w:t xml:space="preserve">(or</w:t>
+      </w:r>
+      <w:r>
+        <w:t xml:space="preserve"> </w:t>
+      </w:r>
+      <w:r>
+        <w:rPr>
+          <w:b/>
+          <w:bCs/>
+        </w:rPr>
+        <w:t xml:space="preserve">conditional randomization</w:t>
+      </w:r>
+      <w:r>
+        <w:t xml:space="preserve">).</w:t>
+      </w:r>
+    </w:p>
+    <w:tbl>
+      <w:tblPr>
+        <w:tblStyle w:val="Table"/>
+        <w:tblInd w:w="164" w:type="dxa"/>
+        <w:tblBorders>
+          <w:left w:val="single" w:sz="24" w:space="0" w:color="909090"/>
+        </w:tblBorders>
+        <w:tblCellMar>
+          <w:left w:w="0" w:type="dxa"/>
+          <w:right w:w="0" w:type="dxa"/>
+        </w:tblCellMar>
+        <w:tblLook w:firstRow="0" w:lastRow="0" w:firstColumn="0" w:lastColumn="0" w:noHBand="0" w:noVBand="0" w:val="0000"/>
+      </w:tblPr>
+      <w:tblGrid>
+        <w:gridCol w:w="7920"/>
+      </w:tblGrid>
+      <w:tr>
+        <w:trPr>
+          <w:cantSplit/>
+        </w:trPr>
+        <w:tc>
+          <w:tcPr>
+            <w:tcMar>
+              <w:left w:w="144" w:type="dxa"/>
+            </w:tcMar>
+          </w:tcPr>
+          <w:p>
+            <w:pPr>
+              <w:pStyle w:val="BodyText"/>
+            </w:pPr>
+            <w:pPr>
+              <w:spacing w:before="16" w:after="64"/>
+            </w:pPr>
+          </w:p>
+          <w:bookmarkStart w:id="16" w:name="def-conditional-exchangeability"/>
           <w:p>
             <w:pPr>
               <w:pStyle w:val="BodyText"/>
@@ -2127,7 +2190,7 @@
               <w:t xml:space="preserve">, the treated and untreated are exchangeable.</w:t>
             </w:r>
           </w:p>
-          <w:bookmarkEnd w:id="15"/>
+          <w:bookmarkEnd w:id="16"/>
         </w:tc>
       </w:tr>
     </w:tbl>
@@ -2535,8 +2598,8 @@
         <w:t xml:space="preserve">In Table 2.2, if women have higher baseline risk than men, and we ensure equal numbers of women in each treatment group, then the treated and untreated groups are balanced with respect to sex. However, the marginal (overall) association may not equal the causal effect if sex is related to the outcome.</w:t>
       </w:r>
     </w:p>
-    <w:bookmarkEnd w:id="16"/>
-    <w:bookmarkStart w:id="17" w:name="why-use-conditional-randomization"/>
+    <w:bookmarkEnd w:id="17"/>
+    <w:bookmarkStart w:id="19" w:name="why-use-conditional-randomization"/>
     <w:p>
       <w:pPr>
         <w:pStyle w:val="Heading3"/>
@@ -2616,361 +2679,6 @@
       </w:pPr>
       <w:r>
         <w:t xml:space="preserve">Common forms include:</w:t>
-      </w:r>
-    </w:p>
-    <w:p>
-      <w:pPr>
-        <w:pStyle w:val="Compact"/>
-        <w:numPr>
-          <w:ilvl w:val="0"/>
-          <w:numId w:val="1004"/>
-        </w:numPr>
-      </w:pPr>
-      <w:r>
-        <w:rPr>
-          <w:b/>
-          <w:bCs/>
-        </w:rPr>
-        <w:t xml:space="preserve">Stratified randomization</w:t>
-      </w:r>
-      <w:r>
-        <w:t xml:space="preserve">: Randomize within strata defined by covariates</w:t>
-      </w:r>
-    </w:p>
-    <w:p>
-      <w:pPr>
-        <w:pStyle w:val="Compact"/>
-        <w:numPr>
-          <w:ilvl w:val="0"/>
-          <w:numId w:val="1004"/>
-        </w:numPr>
-      </w:pPr>
-      <w:r>
-        <w:rPr>
-          <w:b/>
-          <w:bCs/>
-        </w:rPr>
-        <w:t xml:space="preserve">Block randomization</w:t>
-      </w:r>
-      <w:r>
-        <w:t xml:space="preserve">: Randomize in blocks to ensure balanced sample sizes</w:t>
-      </w:r>
-    </w:p>
-    <w:p>
-      <w:pPr>
-        <w:pStyle w:val="Compact"/>
-        <w:numPr>
-          <w:ilvl w:val="0"/>
-          <w:numId w:val="1004"/>
-        </w:numPr>
-      </w:pPr>
-      <w:r>
-        <w:rPr>
-          <w:b/>
-          <w:bCs/>
-        </w:rPr>
-        <w:t xml:space="preserve">Matched-pair randomization</w:t>
-      </w:r>
-      <w:r>
-        <w:t xml:space="preserve">: Match individuals on covariates, then randomize within pairs</w:t>
-      </w:r>
-    </w:p>
-    <w:bookmarkEnd w:id="17"/>
-    <w:bookmarkEnd w:id="18"/>
-    <w:bookmarkStart w:id="23" w:name="standardization-pp.-18-21"/>
-    <w:p>
-      <w:pPr>
-        <w:pStyle w:val="Heading2"/>
-      </w:pPr>
-      <w:r>
-        <w:t xml:space="preserve">3 2.3 Standardization (pp. 18-21)</w:t>
-      </w:r>
-    </w:p>
-    <w:p>
-      <w:r>
-        <w:pict>
-          <v:rect style="width:0;height:1.5pt" o:hralign="center" o:hrstd="t" o:hr="t"/>
-        </w:pict>
-      </w:r>
-    </w:p>
-    <w:p>
-      <w:pPr>
-        <w:pStyle w:val="FirstParagraph"/>
-      </w:pPr>
-      <w:r>
-        <w:t xml:space="preserve">When exchangeability is conditional rather than marginal, we cannot simply compare outcomes between treatment groups. We must account for the stratification variable</w:t>
-      </w:r>
-      <w:r>
-        <w:t xml:space="preserve"> </w:t>
-      </w:r>
-      <m:oMath>
-        <m:r>
-          <m:t>L</m:t>
-        </m:r>
-      </m:oMath>
-      <w:r>
-        <w:t xml:space="preserve">.</w:t>
-      </w:r>
-    </w:p>
-    <w:bookmarkStart w:id="20" w:name="the-standardization-formula"/>
-    <w:p>
-      <w:pPr>
-        <w:pStyle w:val="Heading3"/>
-      </w:pPr>
-      <w:r>
-        <w:t xml:space="preserve">3.1 The Standardization Formula</w:t>
-      </w:r>
-    </w:p>
-    <w:p>
-      <w:pPr>
-        <w:pStyle w:val="FirstParagraph"/>
-      </w:pPr>
-      <w:r>
-        <w:t xml:space="preserve">Under conditional exchangeability</w:t>
-      </w:r>
-      <w:r>
-        <w:t xml:space="preserve"> </w:t>
-      </w:r>
-      <m:oMath>
-        <m:sSup>
-          <m:e>
-            <m:r>
-              <m:t>Y</m:t>
-            </m:r>
-          </m:e>
-          <m:sup>
-            <m:r>
-              <m:t>a</m:t>
-            </m:r>
-          </m:sup>
-        </m:sSup>
-        <m:r>
-          <m:rPr>
-            <m:sty m:val="p"/>
-          </m:rPr>
-          <m:t>⟂</m:t>
-        </m:r>
-        <m:r>
-          <m:t>​</m:t>
-        </m:r>
-        <m:r>
-          <m:t>​</m:t>
-        </m:r>
-        <m:r>
-          <m:t>​</m:t>
-        </m:r>
-        <m:r>
-          <m:rPr>
-            <m:sty m:val="p"/>
-          </m:rPr>
-          <m:t>⟂</m:t>
-        </m:r>
-        <m:r>
-          <m:t>A</m:t>
-        </m:r>
-        <m:r>
-          <m:rPr>
-            <m:sty m:val="p"/>
-          </m:rPr>
-          <m:t>|</m:t>
-        </m:r>
-        <m:r>
-          <m:t>L</m:t>
-        </m:r>
-      </m:oMath>
-      <w:r>
-        <w:t xml:space="preserve">, the average causal effect can be computed using</w:t>
-      </w:r>
-      <w:r>
-        <w:t xml:space="preserve"> </w:t>
-      </w:r>
-      <w:r>
-        <w:rPr>
-          <w:b/>
-          <w:bCs/>
-        </w:rPr>
-        <w:t xml:space="preserve">standardization</w:t>
-      </w:r>
-      <w:r>
-        <w:t xml:space="preserve">:</w:t>
-      </w:r>
-    </w:p>
-    <w:p>
-      <w:pPr>
-        <w:pStyle w:val="BodyText"/>
-      </w:pPr>
-      <m:oMathPara>
-        <m:oMathParaPr>
-          <m:jc m:val="center"/>
-        </m:oMathParaPr>
-        <m:oMath>
-          <m:r>
-            <m:rPr>
-              <m:nor/>
-              <m:sty m:val="p"/>
-            </m:rPr>
-            <m:t>E</m:t>
-          </m:r>
-          <m:d>
-            <m:dPr>
-              <m:begChr m:val="["/>
-              <m:sepChr m:val=""/>
-              <m:endChr m:val="]"/>
-              <m:grow/>
-            </m:dPr>
-            <m:e>
-              <m:sSup>
-                <m:e>
-                  <m:r>
-                    <m:t>Y</m:t>
-                  </m:r>
-                </m:e>
-                <m:sup>
-                  <m:r>
-                    <m:t>a</m:t>
-                  </m:r>
-                </m:sup>
-              </m:sSup>
-            </m:e>
-          </m:d>
-          <m:r>
-            <m:rPr>
-              <m:sty m:val="p"/>
-            </m:rPr>
-            <m:t>=</m:t>
-          </m:r>
-          <m:nary>
-            <m:naryPr>
-              <m:chr m:val="∑"/>
-              <m:limLoc m:val="undOvr"/>
-              <m:subHide m:val="off"/>
-              <m:supHide m:val="on"/>
-            </m:naryPr>
-            <m:sub>
-              <m:r>
-                <m:t>l</m:t>
-              </m:r>
-            </m:sub>
-            <m:sup>
-              <m:r>
-                <m:t>​</m:t>
-              </m:r>
-            </m:sup>
-            <m:e>
-              <m:r>
-                <m:rPr>
-                  <m:nor/>
-                  <m:sty m:val="p"/>
-                </m:rPr>
-                <m:t>E</m:t>
-              </m:r>
-            </m:e>
-          </m:nary>
-          <m:d>
-            <m:dPr>
-              <m:begChr m:val="["/>
-              <m:sepChr m:val=""/>
-              <m:endChr m:val="]"/>
-              <m:grow/>
-            </m:dPr>
-            <m:e>
-              <m:r>
-                <m:t>Y</m:t>
-              </m:r>
-              <m:r>
-                <m:rPr>
-                  <m:sty m:val="p"/>
-                </m:rPr>
-                <m:t>|</m:t>
-              </m:r>
-              <m:r>
-                <m:t>A</m:t>
-              </m:r>
-              <m:r>
-                <m:rPr>
-                  <m:sty m:val="p"/>
-                </m:rPr>
-                <m:t>=</m:t>
-              </m:r>
-              <m:r>
-                <m:t>a</m:t>
-              </m:r>
-              <m:r>
-                <m:rPr>
-                  <m:sty m:val="p"/>
-                </m:rPr>
-                <m:t>,</m:t>
-              </m:r>
-              <m:r>
-                <m:t>L</m:t>
-              </m:r>
-              <m:r>
-                <m:rPr>
-                  <m:sty m:val="p"/>
-                </m:rPr>
-                <m:t>=</m:t>
-              </m:r>
-              <m:r>
-                <m:t>l</m:t>
-              </m:r>
-            </m:e>
-          </m:d>
-          <m:r>
-            <m:rPr>
-              <m:sty m:val="p"/>
-            </m:rPr>
-            <m:t>×</m:t>
-          </m:r>
-          <m:r>
-            <m:rPr>
-              <m:sty m:val="p"/>
-            </m:rPr>
-            <m:t>Pr</m:t>
-          </m:r>
-          <m:r>
-            <m:rPr>
-              <m:sty m:val="p"/>
-            </m:rPr>
-            <m:t>[</m:t>
-          </m:r>
-          <m:r>
-            <m:t>L</m:t>
-          </m:r>
-          <m:r>
-            <m:rPr>
-              <m:sty m:val="p"/>
-            </m:rPr>
-            <m:t>=</m:t>
-          </m:r>
-          <m:r>
-            <m:t>l</m:t>
-          </m:r>
-          <m:r>
-            <m:rPr>
-              <m:sty m:val="p"/>
-            </m:rPr>
-            <m:t>]</m:t>
-          </m:r>
-        </m:oMath>
-      </m:oMathPara>
-    </w:p>
-    <w:p>
-      <w:pPr>
-        <w:pStyle w:val="FirstParagraph"/>
-      </w:pPr>
-      <w:r>
-        <w:t xml:space="preserve">This formula weights the stratum-specific mean outcomes by the population distribution of</w:t>
-      </w:r>
-      <w:r>
-        <w:t xml:space="preserve"> </w:t>
-      </w:r>
-      <m:oMath>
-        <m:r>
-          <m:t>L</m:t>
-        </m:r>
-      </m:oMath>
-      <w:r>
-        <w:t xml:space="preserve">.</w:t>
       </w:r>
     </w:p>
     <w:tbl>
@@ -3007,7 +2715,7 @@
               <w:spacing w:before="16" w:after="64"/>
             </w:pPr>
           </w:p>
-          <w:bookmarkStart w:id="19" w:name="def-standardization"/>
+          <w:bookmarkStart w:id="18" w:name="def-randomization-types"/>
           <w:p>
             <w:pPr>
               <w:pStyle w:val="BodyText"/>
@@ -3017,7 +2725,419 @@
                 <w:b/>
                 <w:bCs/>
               </w:rPr>
-              <w:t xml:space="preserve">Definition 3 (Standardization Formula)</w:t>
+              <w:t xml:space="preserve">Definition 3 (Types of Conditional Randomization)</w:t>
+            </w:r>
+            <w:r>
+              <w:t xml:space="preserve"> </w:t>
+            </w:r>
+            <w:r>
+              <w:t xml:space="preserve"> </w:t>
+            </w:r>
+          </w:p>
+          <w:p>
+            <w:pPr>
+              <w:pStyle w:val="Compact"/>
+              <w:numPr>
+                <w:ilvl w:val="0"/>
+                <w:numId w:val="1004"/>
+              </w:numPr>
+            </w:pPr>
+            <w:r>
+              <w:rPr>
+                <w:b/>
+                <w:bCs/>
+              </w:rPr>
+              <w:t xml:space="preserve">Stratified randomization</w:t>
+            </w:r>
+            <w:r>
+              <w:t xml:space="preserve">: Randomize within strata defined by covariates.</w:t>
+            </w:r>
+          </w:p>
+          <w:p>
+            <w:pPr>
+              <w:pStyle w:val="Compact"/>
+              <w:numPr>
+                <w:ilvl w:val="0"/>
+                <w:numId w:val="1004"/>
+              </w:numPr>
+            </w:pPr>
+            <w:r>
+              <w:rPr>
+                <w:b/>
+                <w:bCs/>
+              </w:rPr>
+              <w:t xml:space="preserve">Block randomization</w:t>
+            </w:r>
+            <w:r>
+              <w:t xml:space="preserve">: Randomize in blocks to ensure balanced sample sizes.</w:t>
+            </w:r>
+          </w:p>
+          <w:p>
+            <w:pPr>
+              <w:pStyle w:val="Compact"/>
+              <w:numPr>
+                <w:ilvl w:val="0"/>
+                <w:numId w:val="1004"/>
+              </w:numPr>
+            </w:pPr>
+            <w:r>
+              <w:rPr>
+                <w:b/>
+                <w:bCs/>
+              </w:rPr>
+              <w:t xml:space="preserve">Matched-pair randomization</w:t>
+            </w:r>
+            <w:r>
+              <w:t xml:space="preserve">: Match individuals on covariates, then randomize within pairs.</w:t>
+            </w:r>
+          </w:p>
+          <w:bookmarkEnd w:id="18"/>
+        </w:tc>
+      </w:tr>
+    </w:tbl>
+    <w:bookmarkEnd w:id="19"/>
+    <w:bookmarkEnd w:id="20"/>
+    <w:bookmarkStart w:id="25" w:name="standardization-pp.-18-21"/>
+    <w:p>
+      <w:pPr>
+        <w:pStyle w:val="Heading2"/>
+      </w:pPr>
+      <w:r>
+        <w:t xml:space="preserve">3 2.3 Standardization (pp. 18-21)</w:t>
+      </w:r>
+    </w:p>
+    <w:p>
+      <w:r>
+        <w:pict>
+          <v:rect style="width:0;height:1.5pt" o:hralign="center" o:hrstd="t" o:hr="t"/>
+        </w:pict>
+      </w:r>
+    </w:p>
+    <w:p>
+      <w:pPr>
+        <w:pStyle w:val="FirstParagraph"/>
+      </w:pPr>
+      <w:r>
+        <w:t xml:space="preserve">When exchangeability is conditional rather than marginal, we cannot simply compare outcomes between treatment groups. We must account for the stratification variable</w:t>
+      </w:r>
+      <w:r>
+        <w:t xml:space="preserve"> </w:t>
+      </w:r>
+      <m:oMath>
+        <m:r>
+          <m:t>L</m:t>
+        </m:r>
+      </m:oMath>
+      <w:r>
+        <w:t xml:space="preserve">.</w:t>
+      </w:r>
+    </w:p>
+    <w:bookmarkStart w:id="22" w:name="the-standardization-formula"/>
+    <w:p>
+      <w:pPr>
+        <w:pStyle w:val="Heading3"/>
+      </w:pPr>
+      <w:r>
+        <w:t xml:space="preserve">3.1 The Standardization Formula</w:t>
+      </w:r>
+    </w:p>
+    <w:p>
+      <w:pPr>
+        <w:pStyle w:val="FirstParagraph"/>
+      </w:pPr>
+      <w:r>
+        <w:t xml:space="preserve">Under conditional exchangeability</w:t>
+      </w:r>
+      <w:r>
+        <w:t xml:space="preserve"> </w:t>
+      </w:r>
+      <m:oMath>
+        <m:sSup>
+          <m:e>
+            <m:r>
+              <m:t>Y</m:t>
+            </m:r>
+          </m:e>
+          <m:sup>
+            <m:r>
+              <m:t>a</m:t>
+            </m:r>
+          </m:sup>
+        </m:sSup>
+        <m:r>
+          <m:rPr>
+            <m:sty m:val="p"/>
+          </m:rPr>
+          <m:t>⟂</m:t>
+        </m:r>
+        <m:r>
+          <m:t>​</m:t>
+        </m:r>
+        <m:r>
+          <m:t>​</m:t>
+        </m:r>
+        <m:r>
+          <m:t>​</m:t>
+        </m:r>
+        <m:r>
+          <m:rPr>
+            <m:sty m:val="p"/>
+          </m:rPr>
+          <m:t>⟂</m:t>
+        </m:r>
+        <m:r>
+          <m:t>A</m:t>
+        </m:r>
+        <m:r>
+          <m:rPr>
+            <m:sty m:val="p"/>
+          </m:rPr>
+          <m:t>|</m:t>
+        </m:r>
+        <m:r>
+          <m:t>L</m:t>
+        </m:r>
+      </m:oMath>
+      <w:r>
+        <w:t xml:space="preserve">, the average causal effect can be computed using</w:t>
+      </w:r>
+      <w:r>
+        <w:t xml:space="preserve"> </w:t>
+      </w:r>
+      <w:r>
+        <w:rPr>
+          <w:b/>
+          <w:bCs/>
+        </w:rPr>
+        <w:t xml:space="preserve">standardization</w:t>
+      </w:r>
+      <w:r>
+        <w:t xml:space="preserve">:</w:t>
+      </w:r>
+    </w:p>
+    <w:p>
+      <w:pPr>
+        <w:pStyle w:val="BodyText"/>
+      </w:pPr>
+      <m:oMathPara>
+        <m:oMathParaPr>
+          <m:jc m:val="center"/>
+        </m:oMathParaPr>
+        <m:oMath>
+          <m:r>
+            <m:rPr>
+              <m:nor/>
+              <m:sty m:val="p"/>
+            </m:rPr>
+            <m:t>E</m:t>
+          </m:r>
+          <m:d>
+            <m:dPr>
+              <m:begChr m:val="["/>
+              <m:sepChr m:val=""/>
+              <m:endChr m:val="]"/>
+              <m:grow/>
+            </m:dPr>
+            <m:e>
+              <m:sSup>
+                <m:e>
+                  <m:r>
+                    <m:t>Y</m:t>
+                  </m:r>
+                </m:e>
+                <m:sup>
+                  <m:r>
+                    <m:t>a</m:t>
+                  </m:r>
+                </m:sup>
+              </m:sSup>
+            </m:e>
+          </m:d>
+          <m:r>
+            <m:rPr>
+              <m:sty m:val="p"/>
+            </m:rPr>
+            <m:t>=</m:t>
+          </m:r>
+          <m:nary>
+            <m:naryPr>
+              <m:chr m:val="∑"/>
+              <m:limLoc m:val="undOvr"/>
+              <m:subHide m:val="off"/>
+              <m:supHide m:val="on"/>
+            </m:naryPr>
+            <m:sub>
+              <m:r>
+                <m:t>l</m:t>
+              </m:r>
+            </m:sub>
+            <m:sup>
+              <m:r>
+                <m:t>​</m:t>
+              </m:r>
+            </m:sup>
+            <m:e>
+              <m:r>
+                <m:rPr>
+                  <m:nor/>
+                  <m:sty m:val="p"/>
+                </m:rPr>
+                <m:t>E</m:t>
+              </m:r>
+            </m:e>
+          </m:nary>
+          <m:d>
+            <m:dPr>
+              <m:begChr m:val="["/>
+              <m:sepChr m:val=""/>
+              <m:endChr m:val="]"/>
+              <m:grow/>
+            </m:dPr>
+            <m:e>
+              <m:r>
+                <m:t>Y</m:t>
+              </m:r>
+              <m:r>
+                <m:rPr>
+                  <m:sty m:val="p"/>
+                </m:rPr>
+                <m:t>|</m:t>
+              </m:r>
+              <m:r>
+                <m:t>A</m:t>
+              </m:r>
+              <m:r>
+                <m:rPr>
+                  <m:sty m:val="p"/>
+                </m:rPr>
+                <m:t>=</m:t>
+              </m:r>
+              <m:r>
+                <m:t>a</m:t>
+              </m:r>
+              <m:r>
+                <m:rPr>
+                  <m:sty m:val="p"/>
+                </m:rPr>
+                <m:t>,</m:t>
+              </m:r>
+              <m:r>
+                <m:t>L</m:t>
+              </m:r>
+              <m:r>
+                <m:rPr>
+                  <m:sty m:val="p"/>
+                </m:rPr>
+                <m:t>=</m:t>
+              </m:r>
+              <m:r>
+                <m:t>l</m:t>
+              </m:r>
+            </m:e>
+          </m:d>
+          <m:r>
+            <m:rPr>
+              <m:sty m:val="p"/>
+            </m:rPr>
+            <m:t>×</m:t>
+          </m:r>
+          <m:r>
+            <m:rPr>
+              <m:sty m:val="p"/>
+            </m:rPr>
+            <m:t>Pr</m:t>
+          </m:r>
+          <m:r>
+            <m:rPr>
+              <m:sty m:val="p"/>
+            </m:rPr>
+            <m:t>[</m:t>
+          </m:r>
+          <m:r>
+            <m:t>L</m:t>
+          </m:r>
+          <m:r>
+            <m:rPr>
+              <m:sty m:val="p"/>
+            </m:rPr>
+            <m:t>=</m:t>
+          </m:r>
+          <m:r>
+            <m:t>l</m:t>
+          </m:r>
+          <m:r>
+            <m:rPr>
+              <m:sty m:val="p"/>
+            </m:rPr>
+            <m:t>]</m:t>
+          </m:r>
+        </m:oMath>
+      </m:oMathPara>
+    </w:p>
+    <w:p>
+      <w:pPr>
+        <w:pStyle w:val="FirstParagraph"/>
+      </w:pPr>
+      <w:r>
+        <w:t xml:space="preserve">This formula weights the stratum-specific mean outcomes by the population distribution of</w:t>
+      </w:r>
+      <w:r>
+        <w:t xml:space="preserve"> </w:t>
+      </w:r>
+      <m:oMath>
+        <m:r>
+          <m:t>L</m:t>
+        </m:r>
+      </m:oMath>
+      <w:r>
+        <w:t xml:space="preserve">.</w:t>
+      </w:r>
+    </w:p>
+    <w:tbl>
+      <w:tblPr>
+        <w:tblStyle w:val="Table"/>
+        <w:tblInd w:w="164" w:type="dxa"/>
+        <w:tblBorders>
+          <w:left w:val="single" w:sz="24" w:space="0" w:color="909090"/>
+        </w:tblBorders>
+        <w:tblCellMar>
+          <w:left w:w="0" w:type="dxa"/>
+          <w:right w:w="0" w:type="dxa"/>
+        </w:tblCellMar>
+        <w:tblLook w:firstRow="0" w:lastRow="0" w:firstColumn="0" w:lastColumn="0" w:noHBand="0" w:noVBand="0" w:val="0000"/>
+      </w:tblPr>
+      <w:tblGrid>
+        <w:gridCol w:w="7920"/>
+      </w:tblGrid>
+      <w:tr>
+        <w:trPr>
+          <w:cantSplit/>
+        </w:trPr>
+        <w:tc>
+          <w:tcPr>
+            <w:tcMar>
+              <w:left w:w="144" w:type="dxa"/>
+            </w:tcMar>
+          </w:tcPr>
+          <w:p>
+            <w:pPr>
+              <w:pStyle w:val="BodyText"/>
+            </w:pPr>
+            <w:pPr>
+              <w:spacing w:before="16" w:after="64"/>
+            </w:pPr>
+          </w:p>
+          <w:bookmarkStart w:id="21" w:name="def-standardization"/>
+          <w:p>
+            <w:pPr>
+              <w:pStyle w:val="BodyText"/>
+            </w:pPr>
+            <w:r>
+              <w:rPr>
+                <w:b/>
+                <w:bCs/>
+              </w:rPr>
+              <w:t xml:space="preserve">Definition 4 (Standardization Formula)</w:t>
             </w:r>
             <w:r>
               <w:t xml:space="preserve"> </w:t>
@@ -3271,7 +3391,7 @@
               <w:t xml:space="preserve">.</w:t>
             </w:r>
           </w:p>
-          <w:bookmarkEnd w:id="19"/>
+          <w:bookmarkEnd w:id="21"/>
         </w:tc>
       </w:tr>
     </w:tbl>
@@ -3572,8 +3692,8 @@
         <w:t xml:space="preserve">(the observed outcome equals the counterfactual under treatment received)</w:t>
       </w:r>
     </w:p>
-    <w:bookmarkEnd w:id="20"/>
-    <w:bookmarkStart w:id="21" w:name="X9dfc6d3067b6288f68972b16b687d3b08119d50"/>
+    <w:bookmarkEnd w:id="22"/>
+    <w:bookmarkStart w:id="23" w:name="X9dfc6d3067b6288f68972b16b687d3b08119d50"/>
     <w:p>
       <w:pPr>
         <w:pStyle w:val="Heading3"/>
@@ -4702,8 +4822,8 @@
         <w:t xml:space="preserve">The standardization formula can be used with continuous outcomes by replacing probabilities with expected values, and can extend to multiple covariates and continuous covariates (by replacing the sum with an integral).</w:t>
       </w:r>
     </w:p>
-    <w:bookmarkEnd w:id="21"/>
-    <w:bookmarkStart w:id="22" w:name="interpretation"/>
+    <w:bookmarkEnd w:id="23"/>
+    <w:bookmarkStart w:id="24" w:name="interpretation"/>
     <w:p>
       <w:pPr>
         <w:pStyle w:val="Heading3"/>
@@ -5001,9 +5121,9 @@
         <w:t xml:space="preserve">in the population.</w:t>
       </w:r>
     </w:p>
-    <w:bookmarkEnd w:id="22"/>
-    <w:bookmarkEnd w:id="23"/>
-    <w:bookmarkStart w:id="31" w:name="inverse-probability-weighting-pp.-21-24"/>
+    <w:bookmarkEnd w:id="24"/>
+    <w:bookmarkEnd w:id="25"/>
+    <w:bookmarkStart w:id="33" w:name="inverse-probability-weighting-pp.-21-24"/>
     <w:p>
       <w:pPr>
         <w:pStyle w:val="Heading2"/>
@@ -5043,7 +5163,7 @@
         <w:t xml:space="preserve">(IPW).</w:t>
       </w:r>
     </w:p>
-    <w:bookmarkStart w:id="25" w:name="the-ipw-approach"/>
+    <w:bookmarkStart w:id="27" w:name="the-ipw-approach"/>
     <w:p>
       <w:pPr>
         <w:pStyle w:val="Heading3"/>
@@ -5190,7 +5310,7 @@
               <w:spacing w:before="16" w:after="64"/>
             </w:pPr>
           </w:p>
-          <w:bookmarkStart w:id="24" w:name="def-ipw"/>
+          <w:bookmarkStart w:id="26" w:name="def-ipw"/>
           <w:p>
             <w:pPr>
               <w:pStyle w:val="BodyText"/>
@@ -5200,7 +5320,7 @@
                 <w:b/>
                 <w:bCs/>
               </w:rPr>
-              <w:t xml:space="preserve">Definition 4 (Inverse Probability Weights)</w:t>
+              <w:t xml:space="preserve">Definition 5 (Inverse Probability Weights)</w:t>
             </w:r>
             <w:r>
               <w:t xml:space="preserve"> </w:t>
@@ -5382,7 +5502,7 @@
               <w:t xml:space="preserve">.</w:t>
             </w:r>
           </w:p>
-          <w:bookmarkEnd w:id="24"/>
+          <w:bookmarkEnd w:id="26"/>
         </w:tc>
       </w:tr>
     </w:tbl>
@@ -5431,8 +5551,8 @@
         <w:t xml:space="preserve">.</w:t>
       </w:r>
     </w:p>
-    <w:bookmarkEnd w:id="25"/>
-    <w:bookmarkStart w:id="26" w:name="ipw-estimation"/>
+    <w:bookmarkEnd w:id="27"/>
+    <w:bookmarkStart w:id="28" w:name="ipw-estimation"/>
     <w:p>
       <w:pPr>
         <w:pStyle w:val="Heading3"/>
@@ -6686,8 +6806,8 @@
         <w:t xml:space="preserve">Then subtract the two weighted means.</w:t>
       </w:r>
     </w:p>
-    <w:bookmarkEnd w:id="26"/>
-    <w:bookmarkStart w:id="27" w:name="worked-example-ipw-in-zeuss-family"/>
+    <w:bookmarkEnd w:id="28"/>
+    <w:bookmarkStart w:id="29" w:name="worked-example-ipw-in-zeuss-family"/>
     <w:p>
       <w:pPr>
         <w:pStyle w:val="Heading3"/>
@@ -7819,8 +7939,8 @@
         <w:t xml:space="preserve">Both methods are consistent (converge to the true causal effect) under the same assumptions: conditional exchangeability, positivity, and consistency.</w:t>
       </w:r>
     </w:p>
-    <w:bookmarkEnd w:id="27"/>
-    <w:bookmarkStart w:id="28" w:name="comparison-standardization-vs.-ipw"/>
+    <w:bookmarkEnd w:id="29"/>
+    <w:bookmarkStart w:id="30" w:name="comparison-standardization-vs.-ipw"/>
     <w:p>
       <w:pPr>
         <w:pStyle w:val="Heading3"/>
@@ -8683,8 +8803,8 @@
         <w:t xml:space="preserve">model is correct.</w:t>
       </w:r>
     </w:p>
-    <w:bookmarkEnd w:id="28"/>
-    <w:bookmarkStart w:id="30" w:name="positivity"/>
+    <w:bookmarkEnd w:id="30"/>
+    <w:bookmarkStart w:id="32" w:name="positivity"/>
     <w:p>
       <w:pPr>
         <w:pStyle w:val="Heading3"/>
@@ -8905,7 +9025,7 @@
               <w:spacing w:before="16" w:after="64"/>
             </w:pPr>
           </w:p>
-          <w:bookmarkStart w:id="29" w:name="def-positivity"/>
+          <w:bookmarkStart w:id="31" w:name="def-positivity"/>
           <w:p>
             <w:pPr>
               <w:pStyle w:val="BodyText"/>
@@ -8915,7 +9035,7 @@
                 <w:b/>
                 <w:bCs/>
               </w:rPr>
-              <w:t xml:space="preserve">Definition 5 (Positivity)</w:t>
+              <w:t xml:space="preserve">Definition 6 (Positivity)</w:t>
             </w:r>
             <w:r>
               <w:t xml:space="preserve"> </w:t>
@@ -9130,7 +9250,7 @@
               <w:t xml:space="preserve">.</w:t>
             </w:r>
           </w:p>
-          <w:bookmarkEnd w:id="29"/>
+          <w:bookmarkEnd w:id="31"/>
         </w:tc>
       </w:tr>
     </w:tbl>
@@ -9231,9 +9351,9 @@
         <w:t xml:space="preserve">Randomized experiments guarantee positivity if the randomization probabilities are strictly between 0 and 1. Observational studies often violate positivity, leading to non-identifiability and extreme IPW weights.</w:t>
       </w:r>
     </w:p>
-    <w:bookmarkEnd w:id="30"/>
-    <w:bookmarkEnd w:id="31"/>
-    <w:bookmarkStart w:id="32" w:name="summary"/>
+    <w:bookmarkEnd w:id="32"/>
+    <w:bookmarkEnd w:id="33"/>
+    <w:bookmarkStart w:id="34" w:name="summary"/>
     <w:p>
       <w:pPr>
         <w:pStyle w:val="Heading2"/>
@@ -9710,8 +9830,8 @@
         <w:t xml:space="preserve">In randomized experiments, these assumptions are met by design. In observational studies (Chapters 3-7), these assumptions are less plausible and require careful justification.</w:t>
       </w:r>
     </w:p>
-    <w:bookmarkEnd w:id="32"/>
-    <w:bookmarkStart w:id="35" w:name="fine-point"/>
+    <w:bookmarkEnd w:id="34"/>
+    <w:bookmarkStart w:id="40" w:name="fine-point"/>
     <w:p>
       <w:pPr>
         <w:pStyle w:val="Heading2"/>
@@ -9727,7 +9847,7 @@
         </w:pict>
       </w:r>
     </w:p>
-    <w:bookmarkStart w:id="33" w:name="the-intention-to-treat-effect"/>
+    <w:bookmarkStart w:id="37" w:name="the-intention-to-treat-effect"/>
     <w:p>
       <w:pPr>
         <w:pStyle w:val="Heading3"/>
@@ -9740,8 +9860,485 @@
       <w:pPr>
         <w:pStyle w:val="FirstParagraph"/>
       </w:pPr>
-      <w:r>
-        <w:t xml:space="preserve">In randomized experiments, individuals may not receive or adhere to their assigned treatment. For example, someone randomized to receive a transplant may refuse it. The</w:t>
+      <w:ins w:id="154" w:author="PR Preview" w:date="2024-01-01T00:00:00Z">
+        <w:r>
+          <w:t xml:space="preserve">In randomized experiments, individuals may not receive or adhere to their assigned treatment. For example, someone randomized to receive a transplant may refuse it.</w:t>
+        </w:r>
+      </w:ins>
+    </w:p>
+    <w:p>
+      <w:pPr>
+        <w:pStyle w:val="BodyText"/>
+      </w:pPr>
+      <w:ins w:id="155" w:author="PR Preview" w:date="2024-01-01T00:00:00Z">
+        <w:r>
+          <w:t xml:space="preserve">Let</w:t>
+        </w:r>
+      </w:ins>
+      <w:ins w:id="155" w:author="PR Preview" w:date="2024-01-01T00:00:00Z">
+        <w:r>
+          <w:t xml:space="preserve"> </w:t>
+        </w:r>
+      </w:ins>
+      <m:oMath>
+        <m:r>
+          <m:t>Z</m:t>
+        </m:r>
+      </m:oMath>
+      <w:ins w:id="155" w:author="PR Preview" w:date="2024-01-01T00:00:00Z">
+        <w:r>
+          <w:t xml:space="preserve"> </w:t>
+        </w:r>
+      </w:ins>
+      <w:ins w:id="155" w:author="PR Preview" w:date="2024-01-01T00:00:00Z">
+        <w:r>
+          <w:t xml:space="preserve">denote random assignment and</w:t>
+        </w:r>
+      </w:ins>
+      <w:ins w:id="155" w:author="PR Preview" w:date="2024-01-01T00:00:00Z">
+        <w:r>
+          <w:t xml:space="preserve"> </w:t>
+        </w:r>
+      </w:ins>
+      <m:oMath>
+        <m:r>
+          <m:t>A</m:t>
+        </m:r>
+      </m:oMath>
+      <w:ins w:id="155" w:author="PR Preview" w:date="2024-01-01T00:00:00Z">
+        <w:r>
+          <w:t xml:space="preserve"> </w:t>
+        </w:r>
+      </w:ins>
+      <w:ins w:id="155" w:author="PR Preview" w:date="2024-01-01T00:00:00Z">
+        <w:r>
+          <w:t xml:space="preserve">denote treatment actually received.</w:t>
+        </w:r>
+      </w:ins>
+    </w:p>
+    <w:tbl>
+      <w:tblPr>
+        <w:tblStyle w:val="Table"/>
+        <w:tblInd w:w="164" w:type="dxa"/>
+        <w:tblBorders>
+          <w:left w:val="single" w:sz="24" w:space="0" w:color="909090"/>
+        </w:tblBorders>
+        <w:tblCellMar>
+          <w:left w:w="0" w:type="dxa"/>
+          <w:right w:w="0" w:type="dxa"/>
+        </w:tblCellMar>
+        <w:tblLook w:firstRow="0" w:lastRow="0" w:firstColumn="0" w:lastColumn="0" w:noHBand="0" w:noVBand="0" w:val="0000"/>
+      </w:tblPr>
+      <w:tblGrid>
+        <w:gridCol w:w="7920"/>
+      </w:tblGrid>
+      <w:tr>
+        <w:trPr>
+          <w:cantSplit/>
+        </w:trPr>
+        <w:tc>
+          <w:tcPr>
+            <w:tcMar>
+              <w:left w:w="144" w:type="dxa"/>
+            </w:tcMar>
+          </w:tcPr>
+          <w:p>
+            <w:pPr>
+              <w:pStyle w:val="BodyText"/>
+            </w:pPr>
+            <w:pPr>
+              <w:spacing w:before="16" w:after="64"/>
+            </w:pPr>
+          </w:p>
+          <w:bookmarkStart w:id="35" w:name="def-itt-ch2"/>
+          <w:p>
+            <w:pPr>
+              <w:pStyle w:val="BodyText"/>
+            </w:pPr>
+            <w:r>
+              <w:rPr>
+                <w:b/>
+                <w:bCs/>
+              </w:rPr>
+              <w:t xml:space="preserve">Definition 7 (Intention-to-Treat (ITT) Effect)</w:t>
+            </w:r>
+            <w:r>
+              <w:t xml:space="preserve"> </w:t>
+            </w:r>
+            <w:r>
+              <w:t xml:space="preserve">The</w:t>
+            </w:r>
+            <w:r>
+              <w:t xml:space="preserve"> </w:t>
+            </w:r>
+            <w:r>
+              <w:rPr>
+                <w:b/>
+                <w:bCs/>
+              </w:rPr>
+              <w:t xml:space="preserve">intention-to-treat (ITT) effect</w:t>
+            </w:r>
+            <w:r>
+              <w:t xml:space="preserve"> </w:t>
+            </w:r>
+            <w:r>
+              <w:t xml:space="preserve">is the causal effect of treatment</w:t>
+            </w:r>
+            <w:r>
+              <w:t xml:space="preserve"> </w:t>
+            </w:r>
+            <w:r>
+              <w:rPr>
+                <w:i/>
+                <w:iCs/>
+              </w:rPr>
+              <w:t xml:space="preserve">assignment</w:t>
+            </w:r>
+            <w:r>
+              <w:t xml:space="preserve"> </w:t>
+            </w:r>
+            <w:r>
+              <w:t xml:space="preserve">(not treatment received):</w:t>
+            </w:r>
+            <w:r>
+              <w:t xml:space="preserve"> </w:t>
+            </w:r>
+            <m:oMath>
+              <m:r>
+                <m:rPr>
+                  <m:nor/>
+                  <m:sty m:val="p"/>
+                </m:rPr>
+                <m:t>E</m:t>
+              </m:r>
+              <m:d>
+                <m:dPr>
+                  <m:begChr m:val="["/>
+                  <m:sepChr m:val=""/>
+                  <m:endChr m:val="]"/>
+                  <m:grow/>
+                </m:dPr>
+                <m:e>
+                  <m:sSup>
+                    <m:e>
+                      <m:r>
+                        <m:t>Y</m:t>
+                      </m:r>
+                    </m:e>
+                    <m:sup>
+                      <m:r>
+                        <m:t>z</m:t>
+                      </m:r>
+                      <m:r>
+                        <m:rPr>
+                          <m:sty m:val="p"/>
+                        </m:rPr>
+                        <m:t>=</m:t>
+                      </m:r>
+                      <m:r>
+                        <m:t>1</m:t>
+                      </m:r>
+                    </m:sup>
+                  </m:sSup>
+                </m:e>
+              </m:d>
+              <m:r>
+                <m:rPr>
+                  <m:sty m:val="p"/>
+                </m:rPr>
+                <m:t>−</m:t>
+              </m:r>
+              <m:r>
+                <m:rPr>
+                  <m:nor/>
+                  <m:sty m:val="p"/>
+                </m:rPr>
+                <m:t>E</m:t>
+              </m:r>
+              <m:d>
+                <m:dPr>
+                  <m:begChr m:val="["/>
+                  <m:sepChr m:val=""/>
+                  <m:endChr m:val="]"/>
+                  <m:grow/>
+                </m:dPr>
+                <m:e>
+                  <m:sSup>
+                    <m:e>
+                      <m:r>
+                        <m:t>Y</m:t>
+                      </m:r>
+                    </m:e>
+                    <m:sup>
+                      <m:r>
+                        <m:t>z</m:t>
+                      </m:r>
+                      <m:r>
+                        <m:rPr>
+                          <m:sty m:val="p"/>
+                        </m:rPr>
+                        <m:t>=</m:t>
+                      </m:r>
+                      <m:r>
+                        <m:t>0</m:t>
+                      </m:r>
+                    </m:sup>
+                  </m:sSup>
+                </m:e>
+              </m:d>
+            </m:oMath>
+            <w:r>
+              <w:t xml:space="preserve">.</w:t>
+            </w:r>
+          </w:p>
+          <w:bookmarkEnd w:id="35"/>
+        </w:tc>
+      </w:tr>
+    </w:tbl>
+    <w:p>
+      <w:pPr>
+        <w:pStyle w:val="BodyText"/>
+      </w:pPr>
+      <w:ins w:id="156" w:author="PR Preview" w:date="2024-01-01T00:00:00Z">
+        <w:r>
+          <w:t xml:space="preserve"> </w:t>
+        </w:r>
+      </w:ins>
+    </w:p>
+    <w:tbl>
+      <w:tblPr>
+        <w:tblStyle w:val="Table"/>
+        <w:tblInd w:w="164" w:type="dxa"/>
+        <w:tblBorders>
+          <w:left w:val="single" w:sz="24" w:space="0" w:color="909090"/>
+        </w:tblBorders>
+        <w:tblCellMar>
+          <w:left w:w="0" w:type="dxa"/>
+          <w:right w:w="0" w:type="dxa"/>
+        </w:tblCellMar>
+        <w:tblLook w:firstRow="0" w:lastRow="0" w:firstColumn="0" w:lastColumn="0" w:noHBand="0" w:noVBand="0" w:val="0000"/>
+      </w:tblPr>
+      <w:tblGrid>
+        <w:gridCol w:w="7920"/>
+      </w:tblGrid>
+      <w:tr>
+        <w:trPr>
+          <w:cantSplit/>
+        </w:trPr>
+        <w:tc>
+          <w:tcPr>
+            <w:tcMar>
+              <w:left w:w="144" w:type="dxa"/>
+            </w:tcMar>
+          </w:tcPr>
+          <w:p>
+            <w:pPr>
+              <w:pStyle w:val="BodyText"/>
+            </w:pPr>
+            <w:pPr>
+              <w:spacing w:before="16" w:after="64"/>
+            </w:pPr>
+          </w:p>
+          <w:bookmarkStart w:id="36" w:name="def-pp-ch2"/>
+          <w:p>
+            <w:pPr>
+              <w:pStyle w:val="BodyText"/>
+            </w:pPr>
+            <w:r>
+              <w:rPr>
+                <w:b/>
+                <w:bCs/>
+              </w:rPr>
+              <w:t xml:space="preserve">Definition 8 (Per-Protocol Effect)</w:t>
+            </w:r>
+            <w:r>
+              <w:t xml:space="preserve"> </w:t>
+            </w:r>
+            <w:r>
+              <w:t xml:space="preserve">The</w:t>
+            </w:r>
+            <w:r>
+              <w:t xml:space="preserve"> </w:t>
+            </w:r>
+            <w:r>
+              <w:rPr>
+                <w:b/>
+                <w:bCs/>
+              </w:rPr>
+              <w:t xml:space="preserve">per-protocol effect</w:t>
+            </w:r>
+            <w:r>
+              <w:t xml:space="preserve"> </w:t>
+            </w:r>
+            <w:r>
+              <w:t xml:space="preserve">is the causal effect of treatment actually received:</w:t>
+            </w:r>
+            <w:r>
+              <w:t xml:space="preserve"> </w:t>
+            </w:r>
+            <m:oMath>
+              <m:r>
+                <m:rPr>
+                  <m:nor/>
+                  <m:sty m:val="p"/>
+                </m:rPr>
+                <m:t>E</m:t>
+              </m:r>
+              <m:d>
+                <m:dPr>
+                  <m:begChr m:val="["/>
+                  <m:sepChr m:val=""/>
+                  <m:endChr m:val="]"/>
+                  <m:grow/>
+                </m:dPr>
+                <m:e>
+                  <m:sSup>
+                    <m:e>
+                      <m:r>
+                        <m:t>Y</m:t>
+                      </m:r>
+                    </m:e>
+                    <m:sup>
+                      <m:r>
+                        <m:t>a</m:t>
+                      </m:r>
+                      <m:r>
+                        <m:rPr>
+                          <m:sty m:val="p"/>
+                        </m:rPr>
+                        <m:t>=</m:t>
+                      </m:r>
+                      <m:r>
+                        <m:t>1</m:t>
+                      </m:r>
+                    </m:sup>
+                  </m:sSup>
+                </m:e>
+              </m:d>
+              <m:r>
+                <m:rPr>
+                  <m:sty m:val="p"/>
+                </m:rPr>
+                <m:t>−</m:t>
+              </m:r>
+              <m:r>
+                <m:rPr>
+                  <m:nor/>
+                  <m:sty m:val="p"/>
+                </m:rPr>
+                <m:t>E</m:t>
+              </m:r>
+              <m:d>
+                <m:dPr>
+                  <m:begChr m:val="["/>
+                  <m:sepChr m:val=""/>
+                  <m:endChr m:val="]"/>
+                  <m:grow/>
+                </m:dPr>
+                <m:e>
+                  <m:sSup>
+                    <m:e>
+                      <m:r>
+                        <m:t>Y</m:t>
+                      </m:r>
+                    </m:e>
+                    <m:sup>
+                      <m:r>
+                        <m:t>a</m:t>
+                      </m:r>
+                      <m:r>
+                        <m:rPr>
+                          <m:sty m:val="p"/>
+                        </m:rPr>
+                        <m:t>=</m:t>
+                      </m:r>
+                      <m:r>
+                        <m:t>0</m:t>
+                      </m:r>
+                    </m:sup>
+                  </m:sSup>
+                </m:e>
+              </m:d>
+            </m:oMath>
+            <w:r>
+              <w:t xml:space="preserve">.</w:t>
+            </w:r>
+          </w:p>
+          <w:bookmarkEnd w:id="36"/>
+        </w:tc>
+      </w:tr>
+    </w:tbl>
+    <w:p>
+      <w:pPr>
+        <w:pStyle w:val="BodyText"/>
+      </w:pPr>
+      <w:r>
+        <w:t xml:space="preserve">ITT effects are always identified in randomized experiments (because</w:t>
+      </w:r>
+      <w:r>
+        <w:t xml:space="preserve"> </w:t>
+      </w:r>
+      <m:oMath>
+        <m:sSup>
+          <m:e>
+            <m:r>
+              <m:t>Y</m:t>
+            </m:r>
+          </m:e>
+          <m:sup>
+            <m:r>
+              <m:t>z</m:t>
+            </m:r>
+          </m:sup>
+        </m:sSup>
+        <m:r>
+          <m:rPr>
+            <m:sty m:val="p"/>
+          </m:rPr>
+          <m:t>⟂</m:t>
+        </m:r>
+        <m:r>
+          <m:t>​</m:t>
+        </m:r>
+        <m:r>
+          <m:t>​</m:t>
+        </m:r>
+        <m:r>
+          <m:t>​</m:t>
+        </m:r>
+        <m:r>
+          <m:rPr>
+            <m:sty m:val="p"/>
+          </m:rPr>
+          <m:t>⟂</m:t>
+        </m:r>
+        <m:r>
+          <m:t>Z</m:t>
+        </m:r>
+      </m:oMath>
+      <w:r>
+        <w:t xml:space="preserve"> </w:t>
+      </w:r>
+      <w:r>
+        <w:t xml:space="preserve">by randomization). Per-protocol effects require additional assumptions about non-adherence.</w:t>
+      </w:r>
+    </w:p>
+    <w:bookmarkEnd w:id="37"/>
+    <w:bookmarkStart w:id="39" w:name="the-null-hypothesis"/>
+    <w:p>
+      <w:pPr>
+        <w:pStyle w:val="Heading3"/>
+      </w:pPr>
+      <w:r>
+        <w:t xml:space="preserve">6.2 2.2 The null hypothesis</w:t>
+      </w:r>
+    </w:p>
+    <w:p>
+      <w:pPr>
+        <w:pStyle w:val="FirstParagraph"/>
+      </w:pPr>
+      <w:r>
+        <w:t xml:space="preserve">Chapter 1 distinguished the</w:t>
       </w:r>
       <w:r>
         <w:t xml:space="preserve"> </w:t>
@@ -9751,174 +10348,13 @@
           <w:b/>
           <w:bCs/>
         </w:rPr>
-        <w:t xml:space="preserve">intention-to-treat (ITT) effect</w:t>
-      </w:r>
-      <w:r>
-        <w:t xml:space="preserve"> </w:t>
-      </w:r>
-      <w:r>
-        <w:t xml:space="preserve">is the causal effect of treatment</w:t>
-      </w:r>
-      <w:r>
-        <w:t xml:space="preserve"> </w:t>
-      </w:r>
-      <w:r>
-        <w:rPr>
-          <w:i/>
-          <w:iCs/>
-        </w:rPr>
-        <w:t xml:space="preserve">assignment</w:t>
-      </w:r>
-      <w:r>
-        <w:t xml:space="preserve"> </w:t>
-      </w:r>
-      <w:r>
-        <w:t xml:space="preserve">(not treatment received).</w:t>
-      </w:r>
-    </w:p>
-    <w:p>
-      <w:pPr>
-        <w:pStyle w:val="BodyText"/>
-      </w:pPr>
-      <w:r>
-        <w:t xml:space="preserve">Let</w:t>
-      </w:r>
-      <w:r>
-        <w:t xml:space="preserve"> </w:t>
-      </w:r>
-      <m:oMath>
-        <m:r>
-          <m:t>Z</m:t>
-        </m:r>
-      </m:oMath>
-      <w:r>
-        <w:t xml:space="preserve"> </w:t>
-      </w:r>
-      <w:r>
-        <w:t xml:space="preserve">denote random assignment and</w:t>
-      </w:r>
-      <w:r>
-        <w:t xml:space="preserve"> </w:t>
-      </w:r>
-      <m:oMath>
-        <m:r>
-          <m:t>A</m:t>
-        </m:r>
-      </m:oMath>
-      <w:r>
-        <w:t xml:space="preserve"> </w:t>
-      </w:r>
-      <w:r>
-        <w:t xml:space="preserve">denote treatment actually received. The ITT effect is</w:t>
-      </w:r>
-      <w:r>
-        <w:t xml:space="preserve"> </w:t>
-      </w:r>
-      <m:oMath>
-        <m:r>
-          <m:rPr>
-            <m:nor/>
-            <m:sty m:val="p"/>
-          </m:rPr>
-          <m:t>E</m:t>
-        </m:r>
-        <m:d>
-          <m:dPr>
-            <m:begChr m:val="["/>
-            <m:sepChr m:val=""/>
-            <m:endChr m:val="]"/>
-            <m:grow/>
-          </m:dPr>
-          <m:e>
-            <m:sSup>
-              <m:e>
-                <m:r>
-                  <m:t>Y</m:t>
-                </m:r>
-              </m:e>
-              <m:sup>
-                <m:r>
-                  <m:t>z</m:t>
-                </m:r>
-                <m:r>
-                  <m:rPr>
-                    <m:sty m:val="p"/>
-                  </m:rPr>
-                  <m:t>=</m:t>
-                </m:r>
-                <m:r>
-                  <m:t>1</m:t>
-                </m:r>
-              </m:sup>
-            </m:sSup>
-          </m:e>
-        </m:d>
-        <m:r>
-          <m:rPr>
-            <m:sty m:val="p"/>
-          </m:rPr>
-          <m:t>−</m:t>
-        </m:r>
-        <m:r>
-          <m:rPr>
-            <m:nor/>
-            <m:sty m:val="p"/>
-          </m:rPr>
-          <m:t>E</m:t>
-        </m:r>
-        <m:d>
-          <m:dPr>
-            <m:begChr m:val="["/>
-            <m:sepChr m:val=""/>
-            <m:endChr m:val="]"/>
-            <m:grow/>
-          </m:dPr>
-          <m:e>
-            <m:sSup>
-              <m:e>
-                <m:r>
-                  <m:t>Y</m:t>
-                </m:r>
-              </m:e>
-              <m:sup>
-                <m:r>
-                  <m:t>z</m:t>
-                </m:r>
-                <m:r>
-                  <m:rPr>
-                    <m:sty m:val="p"/>
-                  </m:rPr>
-                  <m:t>=</m:t>
-                </m:r>
-                <m:r>
-                  <m:t>0</m:t>
-                </m:r>
-              </m:sup>
-            </m:sSup>
-          </m:e>
-        </m:d>
-      </m:oMath>
-      <w:r>
-        <w:t xml:space="preserve">, while the</w:t>
-      </w:r>
-      <w:r>
-        <w:t xml:space="preserve"> </w:t>
-      </w:r>
-      <w:r>
-        <w:rPr>
-          <w:b/>
-          <w:bCs/>
-        </w:rPr>
-        <w:t xml:space="preserve">per-protocol effect</w:t>
-      </w:r>
-      <w:r>
-        <w:t xml:space="preserve"> </w:t>
-      </w:r>
-      <w:r>
-        <w:t xml:space="preserve">is</w:t>
-      </w:r>
-      <w:r>
-        <w:t xml:space="preserve"> </w:t>
+        <w:t xml:space="preserve">average causal null hypothesis</w:t>
+      </w:r>
+      <w:r>
+        <w:t xml:space="preserve"> </w:t>
+      </w:r>
+      <w:r>
+        <w:t xml:space="preserve">(</w:t>
       </w:r>
       <m:oMath>
         <m:r>
@@ -9963,7 +10399,7 @@
           <m:rPr>
             <m:sty m:val="p"/>
           </m:rPr>
-          <m:t>−</m:t>
+          <m:t>=</m:t>
         </m:r>
         <m:r>
           <m:rPr>
@@ -10005,182 +10441,6 @@
         </m:d>
       </m:oMath>
       <w:r>
-        <w:t xml:space="preserve">.</w:t>
-      </w:r>
-    </w:p>
-    <w:p>
-      <w:pPr>
-        <w:pStyle w:val="BodyText"/>
-      </w:pPr>
-      <w:r>
-        <w:t xml:space="preserve">ITT effects are always identified in randomized experiments (because</w:t>
-      </w:r>
-      <w:r>
-        <w:t xml:space="preserve"> </w:t>
-      </w:r>
-      <m:oMath>
-        <m:sSup>
-          <m:e>
-            <m:r>
-              <m:t>Y</m:t>
-            </m:r>
-          </m:e>
-          <m:sup>
-            <m:r>
-              <m:t>z</m:t>
-            </m:r>
-          </m:sup>
-        </m:sSup>
-        <m:r>
-          <m:rPr>
-            <m:sty m:val="p"/>
-          </m:rPr>
-          <m:t>⟂</m:t>
-        </m:r>
-        <m:r>
-          <m:t>​</m:t>
-        </m:r>
-        <m:r>
-          <m:t>​</m:t>
-        </m:r>
-        <m:r>
-          <m:t>​</m:t>
-        </m:r>
-        <m:r>
-          <m:rPr>
-            <m:sty m:val="p"/>
-          </m:rPr>
-          <m:t>⟂</m:t>
-        </m:r>
-        <m:r>
-          <m:t>Z</m:t>
-        </m:r>
-      </m:oMath>
-      <w:r>
-        <w:t xml:space="preserve"> </w:t>
-      </w:r>
-      <w:r>
-        <w:t xml:space="preserve">by randomization). Per-protocol effects require additional assumptions about non-adherence.</w:t>
-      </w:r>
-    </w:p>
-    <w:bookmarkEnd w:id="33"/>
-    <w:bookmarkStart w:id="34" w:name="the-null-hypothesis"/>
-    <w:p>
-      <w:pPr>
-        <w:pStyle w:val="Heading3"/>
-      </w:pPr>
-      <w:r>
-        <w:t xml:space="preserve">6.2 2.2 The null hypothesis</w:t>
-      </w:r>
-    </w:p>
-    <w:p>
-      <w:pPr>
-        <w:pStyle w:val="FirstParagraph"/>
-      </w:pPr>
-      <w:r>
-        <w:t xml:space="preserve">Chapter 1 distinguished the</w:t>
-      </w:r>
-      <w:r>
-        <w:t xml:space="preserve"> </w:t>
-      </w:r>
-      <w:r>
-        <w:rPr>
-          <w:b/>
-          <w:bCs/>
-        </w:rPr>
-        <w:t xml:space="preserve">average causal null hypothesis</w:t>
-      </w:r>
-      <w:r>
-        <w:t xml:space="preserve"> </w:t>
-      </w:r>
-      <w:r>
-        <w:t xml:space="preserve">(</w:t>
-      </w:r>
-      <m:oMath>
-        <m:r>
-          <m:rPr>
-            <m:nor/>
-            <m:sty m:val="p"/>
-          </m:rPr>
-          <m:t>E</m:t>
-        </m:r>
-        <m:d>
-          <m:dPr>
-            <m:begChr m:val="["/>
-            <m:sepChr m:val=""/>
-            <m:endChr m:val="]"/>
-            <m:grow/>
-          </m:dPr>
-          <m:e>
-            <m:sSup>
-              <m:e>
-                <m:r>
-                  <m:t>Y</m:t>
-                </m:r>
-              </m:e>
-              <m:sup>
-                <m:r>
-                  <m:t>a</m:t>
-                </m:r>
-                <m:r>
-                  <m:rPr>
-                    <m:sty m:val="p"/>
-                  </m:rPr>
-                  <m:t>=</m:t>
-                </m:r>
-                <m:r>
-                  <m:t>1</m:t>
-                </m:r>
-              </m:sup>
-            </m:sSup>
-          </m:e>
-        </m:d>
-        <m:r>
-          <m:rPr>
-            <m:sty m:val="p"/>
-          </m:rPr>
-          <m:t>=</m:t>
-        </m:r>
-        <m:r>
-          <m:rPr>
-            <m:nor/>
-            <m:sty m:val="p"/>
-          </m:rPr>
-          <m:t>E</m:t>
-        </m:r>
-        <m:d>
-          <m:dPr>
-            <m:begChr m:val="["/>
-            <m:sepChr m:val=""/>
-            <m:endChr m:val="]"/>
-            <m:grow/>
-          </m:dPr>
-          <m:e>
-            <m:sSup>
-              <m:e>
-                <m:r>
-                  <m:t>Y</m:t>
-                </m:r>
-              </m:e>
-              <m:sup>
-                <m:r>
-                  <m:t>a</m:t>
-                </m:r>
-                <m:r>
-                  <m:rPr>
-                    <m:sty m:val="p"/>
-                  </m:rPr>
-                  <m:t>=</m:t>
-                </m:r>
-                <m:r>
-                  <m:t>0</m:t>
-                </m:r>
-              </m:sup>
-            </m:sSup>
-          </m:e>
-        </m:d>
-      </m:oMath>
-      <w:r>
         <w:t xml:space="preserve">) from the</w:t>
       </w:r>
       <w:r>
@@ -10256,41 +10516,119 @@
         <w:t xml:space="preserve">for all individuals).</w:t>
       </w:r>
     </w:p>
+    <w:tbl>
+      <w:tblPr>
+        <w:tblStyle w:val="Table"/>
+        <w:tblInd w:w="164" w:type="dxa"/>
+        <w:tblBorders>
+          <w:left w:val="single" w:sz="24" w:space="0" w:color="909090"/>
+        </w:tblBorders>
+        <w:tblCellMar>
+          <w:left w:w="0" w:type="dxa"/>
+          <w:right w:w="0" w:type="dxa"/>
+        </w:tblCellMar>
+        <w:tblLook w:firstRow="0" w:lastRow="0" w:firstColumn="0" w:lastColumn="0" w:noHBand="0" w:noVBand="0" w:val="0000"/>
+      </w:tblPr>
+      <w:tblGrid>
+        <w:gridCol w:w="7920"/>
+      </w:tblGrid>
+      <w:tr>
+        <w:trPr>
+          <w:cantSplit/>
+        </w:trPr>
+        <w:tc>
+          <w:tcPr>
+            <w:tcMar>
+              <w:left w:w="144" w:type="dxa"/>
+            </w:tcMar>
+          </w:tcPr>
+          <w:p>
+            <w:pPr>
+              <w:pStyle w:val="BodyText"/>
+            </w:pPr>
+            <w:pPr>
+              <w:spacing w:before="16" w:after="64"/>
+            </w:pPr>
+          </w:p>
+          <w:bookmarkStart w:id="38" w:name="def-permutation-test"/>
+          <w:p>
+            <w:pPr>
+              <w:pStyle w:val="BodyText"/>
+            </w:pPr>
+            <w:r>
+              <w:rPr>
+                <w:b/>
+                <w:bCs/>
+              </w:rPr>
+              <w:t xml:space="preserve">Definition 9 (Permutation Test (Fisher’s Randomization Test))</w:t>
+            </w:r>
+            <w:r>
+              <w:t xml:space="preserve"> </w:t>
+            </w:r>
+            <w:r>
+              <w:t xml:space="preserve">Under the sharp causal null hypothesis,</w:t>
+            </w:r>
+            <w:r>
+              <w:t xml:space="preserve"> </w:t>
+            </w:r>
+            <w:r>
+              <w:rPr>
+                <w:b/>
+                <w:bCs/>
+              </w:rPr>
+              <w:t xml:space="preserve">exact inference</w:t>
+            </w:r>
+            <w:r>
+              <w:t xml:space="preserve"> </w:t>
+            </w:r>
+            <w:r>
+              <w:t xml:space="preserve">can be performed using a</w:t>
+            </w:r>
+            <w:r>
+              <w:t xml:space="preserve"> </w:t>
+            </w:r>
+            <w:r>
+              <w:rPr>
+                <w:b/>
+                <w:bCs/>
+              </w:rPr>
+              <w:t xml:space="preserve">permutation test</w:t>
+            </w:r>
+            <w:r>
+              <w:t xml:space="preserve"> </w:t>
+            </w:r>
+            <w:r>
+              <w:t xml:space="preserve">(also called</w:t>
+            </w:r>
+            <w:r>
+              <w:t xml:space="preserve"> </w:t>
+            </w:r>
+            <w:r>
+              <w:rPr>
+                <w:b/>
+                <w:bCs/>
+              </w:rPr>
+              <w:t xml:space="preserve">Fisher’s randomization test</w:t>
+            </w:r>
+            <w:r>
+              <w:t xml:space="preserve">), which is valid in finite samples without distributional assumptions.</w:t>
+            </w:r>
+          </w:p>
+          <w:bookmarkEnd w:id="38"/>
+        </w:tc>
+      </w:tr>
+    </w:tbl>
     <w:p>
       <w:pPr>
         <w:pStyle w:val="BodyText"/>
       </w:pPr>
       <w:r>
-        <w:t xml:space="preserve">In randomized experiments, the sharp null allows for</w:t>
-      </w:r>
-      <w:r>
-        <w:t xml:space="preserve"> </w:t>
-      </w:r>
-      <w:r>
-        <w:rPr>
-          <w:b/>
-          <w:bCs/>
-        </w:rPr>
-        <w:t xml:space="preserve">exact inference</w:t>
-      </w:r>
-      <w:r>
-        <w:t xml:space="preserve"> </w:t>
-      </w:r>
-      <w:r>
-        <w:t xml:space="preserve">using permutation tests (Fisher’s randomization test). These tests are valid in finite samples without distributional assumptions.</w:t>
-      </w:r>
-    </w:p>
-    <w:p>
-      <w:pPr>
-        <w:pStyle w:val="BodyText"/>
-      </w:pPr>
-      <w:r>
         <w:t xml:space="preserve">Under the average null (but not the sharp null), standard large-sample inference (normal approximation, t-tests) is typically used.</w:t>
       </w:r>
     </w:p>
-    <w:bookmarkEnd w:id="34"/>
-    <w:bookmarkEnd w:id="35"/>
-    <w:bookmarkStart w:id="38" w:name="technical-point"/>
+    <w:bookmarkEnd w:id="39"/>
+    <w:bookmarkEnd w:id="40"/>
+    <w:bookmarkStart w:id="44" w:name="technical-point"/>
     <w:p>
       <w:pPr>
         <w:pStyle w:val="Heading2"/>
@@ -10306,7 +10644,7 @@
         </w:pict>
       </w:r>
     </w:p>
-    <w:bookmarkStart w:id="36" w:name="identification-and-exchangeability"/>
+    <w:bookmarkStart w:id="42" w:name="identification-and-exchangeability"/>
     <w:p>
       <w:pPr>
         <w:pStyle w:val="Heading3"/>
@@ -10315,29 +10653,88 @@
         <w:t xml:space="preserve">7.1 2.1 Identification and exchangeability</w:t>
       </w:r>
     </w:p>
-    <w:p>
-      <w:pPr>
-        <w:pStyle w:val="FirstParagraph"/>
-      </w:pPr>
-      <w:r>
-        <w:t xml:space="preserve">A causal quantity is</w:t>
-      </w:r>
-      <w:r>
-        <w:t xml:space="preserve"> </w:t>
-      </w:r>
-      <w:r>
-        <w:rPr>
-          <w:b/>
-          <w:bCs/>
-        </w:rPr>
-        <w:t xml:space="preserve">identified</w:t>
-      </w:r>
-      <w:r>
-        <w:t xml:space="preserve"> </w:t>
-      </w:r>
-      <w:r>
-        <w:t xml:space="preserve">if it can be expressed as a function of the observed data distribution. Exchangeability is a sufficient condition for identifying average causal effects.</w:t>
-      </w:r>
+    <w:tbl>
+      <w:tblPr>
+        <w:tblStyle w:val="Table"/>
+        <w:tblInd w:w="164" w:type="dxa"/>
+        <w:tblBorders>
+          <w:left w:val="single" w:sz="24" w:space="0" w:color="909090"/>
+        </w:tblBorders>
+        <w:tblCellMar>
+          <w:left w:w="0" w:type="dxa"/>
+          <w:right w:w="0" w:type="dxa"/>
+        </w:tblCellMar>
+        <w:tblLook w:firstRow="0" w:lastRow="0" w:firstColumn="0" w:lastColumn="0" w:noHBand="0" w:noVBand="0" w:val="0000"/>
+      </w:tblPr>
+      <w:tblGrid>
+        <w:gridCol w:w="7920"/>
+      </w:tblGrid>
+      <w:tr>
+        <w:trPr>
+          <w:cantSplit/>
+        </w:trPr>
+        <w:tc>
+          <w:tcPr>
+            <w:tcMar>
+              <w:left w:w="144" w:type="dxa"/>
+            </w:tcMar>
+          </w:tcPr>
+          <w:p>
+            <w:pPr>
+              <w:pStyle w:val="FirstParagraph"/>
+            </w:pPr>
+            <w:pPr>
+              <w:spacing w:before="16" w:after="64"/>
+            </w:pPr>
+          </w:p>
+          <w:bookmarkStart w:id="41" w:name="def-identified-ch2"/>
+          <w:p>
+            <w:pPr>
+              <w:pStyle w:val="BodyText"/>
+            </w:pPr>
+            <w:r>
+              <w:rPr>
+                <w:b/>
+                <w:bCs/>
+              </w:rPr>
+              <w:t xml:space="preserve">Definition 10 (Identified)</w:t>
+            </w:r>
+            <w:r>
+              <w:t xml:space="preserve"> </w:t>
+            </w:r>
+            <w:r>
+              <w:t xml:space="preserve">A causal quantity is</w:t>
+            </w:r>
+            <w:r>
+              <w:t xml:space="preserve"> </w:t>
+            </w:r>
+            <w:r>
+              <w:rPr>
+                <w:b/>
+                <w:bCs/>
+              </w:rPr>
+              <w:t xml:space="preserve">identified</w:t>
+            </w:r>
+            <w:r>
+              <w:t xml:space="preserve"> </w:t>
+            </w:r>
+            <w:r>
+              <w:t xml:space="preserve">if it can be expressed as a function of the observed data distribution.</w:t>
+            </w:r>
+          </w:p>
+          <w:bookmarkEnd w:id="41"/>
+        </w:tc>
+      </w:tr>
+    </w:tbl>
+    <w:p>
+      <w:pPr>
+        <w:pStyle w:val="BodyText"/>
+      </w:pPr>
+      <w:ins w:id="164" w:author="PR Preview" w:date="2024-01-01T00:00:00Z">
+        <w:r>
+          <w:t xml:space="preserve">Exchangeability is a sufficient condition for identifying average causal effects.</w:t>
+        </w:r>
+      </w:ins>
     </w:p>
     <w:p>
       <w:pPr>
@@ -10843,8 +11240,8 @@
         <w:t xml:space="preserve">.</w:t>
       </w:r>
     </w:p>
-    <w:bookmarkEnd w:id="36"/>
-    <w:bookmarkStart w:id="37" w:name="derivation-of-the-ipw-estimator"/>
+    <w:bookmarkEnd w:id="42"/>
+    <w:bookmarkStart w:id="43" w:name="derivation-of-the-ipw-estimator"/>
     <w:p>
       <w:pPr>
         <w:pStyle w:val="Heading3"/>
@@ -11036,9 +11433,9 @@
         <w:t xml:space="preserve">.</w:t>
       </w:r>
     </w:p>
-    <w:bookmarkEnd w:id="37"/>
-    <w:bookmarkEnd w:id="38"/>
-    <w:bookmarkStart w:id="42" w:name="references"/>
+    <w:bookmarkEnd w:id="43"/>
+    <w:bookmarkEnd w:id="44"/>
+    <w:bookmarkStart w:id="48" w:name="references"/>
     <w:p>
       <w:pPr>
         <w:pStyle w:val="Heading2"/>
@@ -11054,8 +11451,8 @@
         </w:pict>
       </w:r>
     </w:p>
-    <w:bookmarkStart w:id="41" w:name="refs"/>
-    <w:bookmarkStart w:id="40" w:name="ref-hernan2020causal"/>
+    <w:bookmarkStart w:id="47" w:name="refs"/>
+    <w:bookmarkStart w:id="46" w:name="ref-hernan2020causal"/>
     <w:p>
       <w:pPr>
         <w:pStyle w:val="Bibliography"/>
@@ -11079,7 +11476,7 @@
       <w:r>
         <w:t xml:space="preserve"> </w:t>
       </w:r>
-      <w:hyperlink r:id="rId39">
+      <w:hyperlink r:id="rId45">
         <w:r>
           <w:rPr>
             <w:rStyle w:val="Hyperlink"/>
@@ -11091,9 +11488,9 @@
         <w:t xml:space="preserve">.</w:t>
       </w:r>
     </w:p>
-    <w:bookmarkEnd w:id="40"/>
-    <w:bookmarkEnd w:id="41"/>
-    <w:bookmarkEnd w:id="42"/>
+    <w:bookmarkEnd w:id="46"/>
+    <w:bookmarkEnd w:id="47"/>
+    <w:bookmarkEnd w:id="48"/>
     <w:sectPr>
       <w:footnotePr>
         <w:numRestart w:val="eachSect"/>
